--- a/InterHealthConnect.docx
+++ b/InterHealthConnect.docx
@@ -4,137 +4,98 @@
   <w:body>
     <w:p>
       <w:pPr>
-        <w:jc w:val="center"/>
+        <w:rPr>
+          <w:b/>
+          <w:bCs/>
+          <w:sz w:val="32"/>
+          <w:szCs w:val="32"/>
+        </w:rPr>
+      </w:pPr>
+      <w:r>
         <w:rPr>
           <w:rFonts w:ascii="Segoe UI Emoji" w:hAnsi="Segoe UI Emoji" w:cs="Segoe UI Emoji"/>
           <w:b/>
           <w:bCs/>
-          <w:sz w:val="28"/>
-          <w:szCs w:val="28"/>
-          <w:u w:val="single"/>
-        </w:rPr>
-      </w:pPr>
+          <w:sz w:val="32"/>
+          <w:szCs w:val="32"/>
+        </w:rPr>
+        <w:t>🏥</w:t>
+      </w:r>
+      <w:r>
+        <w:rPr>
+          <w:b/>
+          <w:bCs/>
+          <w:sz w:val="32"/>
+          <w:szCs w:val="32"/>
+        </w:rPr>
+        <w:t xml:space="preserve"> </w:t>
+      </w:r>
       <w:proofErr w:type="spellStart"/>
       <w:r>
         <w:rPr>
-          <w:rFonts w:ascii="Segoe UI Emoji" w:hAnsi="Segoe UI Emoji" w:cs="Segoe UI Emoji"/>
-          <w:b/>
-          <w:bCs/>
-          <w:sz w:val="28"/>
-          <w:szCs w:val="28"/>
-          <w:u w:val="single"/>
+          <w:b/>
+          <w:bCs/>
+          <w:sz w:val="32"/>
+          <w:szCs w:val="32"/>
         </w:rPr>
         <w:t>InterHealthConnect</w:t>
       </w:r>
       <w:proofErr w:type="spellEnd"/>
-    </w:p>
-    <w:p>
-      <w:pPr>
-        <w:rPr>
-          <w:b/>
-          <w:bCs/>
-        </w:rPr>
-      </w:pPr>
-      <w:r>
-        <w:rPr>
-          <w:rFonts w:ascii="Segoe UI Emoji" w:hAnsi="Segoe UI Emoji" w:cs="Segoe UI Emoji"/>
-          <w:b/>
-          <w:bCs/>
-        </w:rPr>
-        <w:t>🩺</w:t>
-      </w:r>
-      <w:r>
-        <w:rPr>
-          <w:b/>
-          <w:bCs/>
-        </w:rPr>
-        <w:t xml:space="preserve"> </w:t>
-      </w:r>
+      <w:r>
+        <w:rPr>
+          <w:b/>
+          <w:bCs/>
+          <w:sz w:val="32"/>
+          <w:szCs w:val="32"/>
+        </w:rPr>
+        <w:t xml:space="preserve"> Project Documentation</w:t>
+      </w:r>
+    </w:p>
+    <w:p>
+      <w:pPr>
+        <w:rPr>
+          <w:b/>
+          <w:bCs/>
+        </w:rPr>
+      </w:pPr>
+      <w:r>
+        <w:rPr>
+          <w:b/>
+          <w:bCs/>
+        </w:rPr>
+        <w:t>I. Executive Summary</w:t>
+      </w:r>
+    </w:p>
+    <w:p>
       <w:proofErr w:type="spellStart"/>
       <w:r>
-        <w:rPr>
-          <w:b/>
-          <w:bCs/>
-        </w:rPr>
         <w:t>InterHealthConnect</w:t>
       </w:r>
       <w:proofErr w:type="spellEnd"/>
       <w:r>
-        <w:rPr>
-          <w:b/>
-          <w:bCs/>
-        </w:rPr>
-        <w:t>: A Deep Dive into Creating a Global Telemedicine Application</w:t>
-      </w:r>
-    </w:p>
-    <w:p>
-      <w:r>
-        <w:t xml:space="preserve">This document outlines the essential features, critical legal compliance challenges, and primary monetization strategies for developing a global doctor-patient connection platform like </w:t>
-      </w:r>
-      <w:proofErr w:type="spellStart"/>
-      <w:r>
-        <w:t>InterHealthConnect</w:t>
-      </w:r>
-      <w:proofErr w:type="spellEnd"/>
-      <w:r>
-        <w:t>.</w:t>
-      </w:r>
-    </w:p>
-    <w:p>
-      <w:pPr>
-        <w:rPr>
-          <w:b/>
-          <w:bCs/>
-        </w:rPr>
-      </w:pPr>
-      <w:r>
-        <w:rPr>
-          <w:b/>
-          <w:bCs/>
-        </w:rPr>
-        <w:t xml:space="preserve">1. </w:t>
-      </w:r>
-      <w:r>
-        <w:rPr>
-          <w:rFonts w:ascii="Segoe UI Emoji" w:hAnsi="Segoe UI Emoji" w:cs="Segoe UI Emoji"/>
-          <w:b/>
-          <w:bCs/>
-        </w:rPr>
-        <w:t>⚙️</w:t>
-      </w:r>
-      <w:r>
-        <w:rPr>
-          <w:b/>
-          <w:bCs/>
-        </w:rPr>
-        <w:t xml:space="preserve"> Must-Have Features (Minimum Viable Product - MVP)</w:t>
-      </w:r>
-    </w:p>
-    <w:p>
-      <w:r>
-        <w:t>To launch an initial, secure, and functional platform, the application requires three core components: a Patient App, a Doctor App, and an administrative system.</w:t>
-      </w:r>
-    </w:p>
-    <w:p>
-      <w:pPr>
-        <w:rPr>
-          <w:b/>
-          <w:bCs/>
-        </w:rPr>
-      </w:pPr>
-      <w:r>
-        <w:rPr>
-          <w:b/>
-          <w:bCs/>
-        </w:rPr>
-        <w:t>Patient App Needs</w:t>
+        <w:t xml:space="preserve"> is a global telehealth and healthcare resource location platform designed to eliminate geographical barriers in medical care. The platform will provide a secure, efficient, and user-friendly interface for patients to connect with qualified medical professionals worldwide for virtual consultations, while simultaneously providing critical, location-based information about nearby hospitals and emergency services. Due to the sensitive nature of Protected Health Information (PHI) and cross-border data transfer, the application design will prioritize compliance with international regulations (e.g., HIPAA, GDPR).</w:t>
+      </w:r>
+    </w:p>
+    <w:p>
+      <w:pPr>
+        <w:rPr>
+          <w:b/>
+          <w:bCs/>
+        </w:rPr>
+      </w:pPr>
+      <w:r>
+        <w:rPr>
+          <w:b/>
+          <w:bCs/>
+        </w:rPr>
+        <w:t>II. Project Objectives</w:t>
       </w:r>
     </w:p>
     <w:p>
       <w:pPr>
         <w:numPr>
           <w:ilvl w:val="0"/>
-          <w:numId w:val="1"/>
+          <w:numId w:val="4"/>
         </w:numPr>
       </w:pPr>
       <w:r>
@@ -142,17 +103,17 @@
           <w:b/>
           <w:bCs/>
         </w:rPr>
-        <w:t>Communication:</w:t>
-      </w:r>
-      <w:r>
-        <w:t xml:space="preserve"> Secure, encrypted in-app chat and high-quality video/audio conferencing.</w:t>
+        <w:t>Global Connectivity:</w:t>
+      </w:r>
+      <w:r>
+        <w:t xml:space="preserve"> Establish reliable, real-time audio/video communication infrastructure to support synchronous consultations between patients and doctors across different regions and time zones.</w:t>
       </w:r>
     </w:p>
     <w:p>
       <w:pPr>
         <w:numPr>
           <w:ilvl w:val="0"/>
-          <w:numId w:val="1"/>
+          <w:numId w:val="4"/>
         </w:numPr>
       </w:pPr>
       <w:r>
@@ -160,17 +121,17 @@
           <w:b/>
           <w:bCs/>
         </w:rPr>
-        <w:t>Scheduling:</w:t>
-      </w:r>
-      <w:r>
-        <w:t xml:space="preserve"> Intuitive search and filtering of doctors (by specialty, language, country/license).</w:t>
+        <w:t>Location-Based Services (LBS):</w:t>
+      </w:r>
+      <w:r>
+        <w:t xml:space="preserve"> Provide accurate, geo-coded hospital and emergency facility data to patients based on their current location, ensuring timely in-person care access.</w:t>
       </w:r>
     </w:p>
     <w:p>
       <w:pPr>
         <w:numPr>
           <w:ilvl w:val="0"/>
-          <w:numId w:val="1"/>
+          <w:numId w:val="4"/>
         </w:numPr>
       </w:pPr>
       <w:r>
@@ -178,17 +139,17 @@
           <w:b/>
           <w:bCs/>
         </w:rPr>
-        <w:t>Data &amp; Records:</w:t>
-      </w:r>
-      <w:r>
-        <w:t xml:space="preserve"> Secure profile management and the ability to upload and view medical documents (scans, lab results).</w:t>
+        <w:t>Data Security &amp; Compliance:</w:t>
+      </w:r>
+      <w:r>
+        <w:t xml:space="preserve"> Implement mandatory encryption and access controls to adhere to global health data privacy standards (HIPAA, GDPR, etc.).</w:t>
       </w:r>
     </w:p>
     <w:p>
       <w:pPr>
         <w:numPr>
           <w:ilvl w:val="0"/>
-          <w:numId w:val="1"/>
+          <w:numId w:val="4"/>
         </w:numPr>
       </w:pPr>
       <w:r>
@@ -196,17 +157,17 @@
           <w:b/>
           <w:bCs/>
         </w:rPr>
-        <w:t>Transactions:</w:t>
-      </w:r>
-      <w:r>
-        <w:t xml:space="preserve"> Integrated payment gateway for managing consultation fees and receipts.</w:t>
+        <w:t>Multi-Platform Access:</w:t>
+      </w:r>
+      <w:r>
+        <w:t xml:space="preserve"> Develop a single, responsive application interface optimized for both desktop web browsers and mobile devices.</w:t>
       </w:r>
     </w:p>
     <w:p>
       <w:pPr>
         <w:numPr>
           <w:ilvl w:val="0"/>
-          <w:numId w:val="1"/>
+          <w:numId w:val="4"/>
         </w:numPr>
       </w:pPr>
       <w:r>
@@ -214,150 +175,95 @@
           <w:b/>
           <w:bCs/>
         </w:rPr>
-        <w:t>Core Functions:</w:t>
-      </w:r>
-      <w:r>
-        <w:t xml:space="preserve"> Multi-language support, automated notifications, and reminders.</w:t>
-      </w:r>
-    </w:p>
-    <w:p>
-      <w:pPr>
-        <w:rPr>
-          <w:b/>
-          <w:bCs/>
-        </w:rPr>
-      </w:pPr>
-      <w:r>
-        <w:rPr>
-          <w:b/>
-          <w:bCs/>
-        </w:rPr>
-        <w:t>Doctor App Needs</w:t>
-      </w:r>
-    </w:p>
-    <w:p>
-      <w:pPr>
-        <w:numPr>
-          <w:ilvl w:val="0"/>
-          <w:numId w:val="2"/>
-        </w:numPr>
-      </w:pPr>
-      <w:r>
-        <w:rPr>
-          <w:b/>
-          <w:bCs/>
-        </w:rPr>
-        <w:t>Consultation Tools:</w:t>
-      </w:r>
-      <w:r>
-        <w:t xml:space="preserve"> Real-time video/audio conferencing and in-call features (screen sharing of records).</w:t>
-      </w:r>
-    </w:p>
-    <w:p>
-      <w:pPr>
-        <w:numPr>
-          <w:ilvl w:val="0"/>
-          <w:numId w:val="2"/>
-        </w:numPr>
-      </w:pPr>
-      <w:r>
-        <w:rPr>
-          <w:b/>
-          <w:bCs/>
-        </w:rPr>
-        <w:t>Practice Management:</w:t>
-      </w:r>
-      <w:r>
-        <w:t xml:space="preserve"> Calendar synchronization, availability management, and automated appointment reminders.</w:t>
-      </w:r>
-    </w:p>
-    <w:p>
-      <w:pPr>
-        <w:numPr>
-          <w:ilvl w:val="0"/>
-          <w:numId w:val="2"/>
-        </w:numPr>
-      </w:pPr>
-      <w:r>
-        <w:rPr>
-          <w:b/>
-          <w:bCs/>
-        </w:rPr>
-        <w:t>Data &amp; Records:</w:t>
-      </w:r>
-      <w:r>
-        <w:t xml:space="preserve"> Capability for EHR/EMR integration and tools for creating official consultation summaries.</w:t>
-      </w:r>
-    </w:p>
-    <w:p>
-      <w:pPr>
-        <w:numPr>
-          <w:ilvl w:val="0"/>
-          <w:numId w:val="2"/>
-        </w:numPr>
-      </w:pPr>
-      <w:r>
-        <w:rPr>
-          <w:b/>
-          <w:bCs/>
-        </w:rPr>
-        <w:t>Medical Functions:</w:t>
-      </w:r>
-      <w:r>
-        <w:t xml:space="preserve"> Robust E-Prescription module compliant with local laws.</w:t>
-      </w:r>
-    </w:p>
-    <w:p>
-      <w:pPr>
-        <w:numPr>
-          <w:ilvl w:val="0"/>
-          <w:numId w:val="2"/>
-        </w:numPr>
-      </w:pPr>
-      <w:r>
-        <w:rPr>
-          <w:b/>
-          <w:bCs/>
-        </w:rPr>
-        <w:t>Financial:</w:t>
-      </w:r>
-      <w:r>
-        <w:t xml:space="preserve"> Fee collection tracking, billing history, and efficient payout management.</w:t>
-      </w:r>
-    </w:p>
-    <w:p>
-      <w:pPr>
-        <w:rPr>
-          <w:b/>
-          <w:bCs/>
-        </w:rPr>
-      </w:pPr>
-      <w:r>
-        <w:rPr>
-          <w:b/>
-          <w:bCs/>
-        </w:rPr>
-        <w:t xml:space="preserve">2. </w:t>
-      </w:r>
-      <w:r>
-        <w:rPr>
-          <w:rFonts w:ascii="Segoe UI Emoji" w:hAnsi="Segoe UI Emoji" w:cs="Segoe UI Emoji"/>
-          <w:b/>
-          <w:bCs/>
-        </w:rPr>
-        <w:t>⚖️</w:t>
-      </w:r>
-      <w:r>
-        <w:rPr>
-          <w:b/>
-          <w:bCs/>
-        </w:rPr>
-        <w:t xml:space="preserve"> The Global Challenge: Legal &amp; Compliance</w:t>
-      </w:r>
-    </w:p>
-    <w:p>
-      <w:r>
-        <w:t>This is the most critical and complex area for a worldwide telehealth platform due to the sensitive nature of health data and cross-border regulations.</w:t>
+        <w:t>Multi-Lingual Support:</w:t>
+      </w:r>
+      <w:r>
+        <w:t xml:space="preserve"> Integrate translation tools to facilitate communication across language barriers, central to the "no matter the boundaries" objective.</w:t>
+      </w:r>
+    </w:p>
+    <w:p>
+      <w:pPr>
+        <w:rPr>
+          <w:b/>
+          <w:bCs/>
+        </w:rPr>
+      </w:pPr>
+    </w:p>
+    <w:p>
+      <w:pPr>
+        <w:rPr>
+          <w:b/>
+          <w:bCs/>
+        </w:rPr>
+      </w:pPr>
+    </w:p>
+    <w:p>
+      <w:pPr>
+        <w:rPr>
+          <w:b/>
+          <w:bCs/>
+        </w:rPr>
+      </w:pPr>
+    </w:p>
+    <w:p>
+      <w:pPr>
+        <w:rPr>
+          <w:b/>
+          <w:bCs/>
+        </w:rPr>
+      </w:pPr>
+    </w:p>
+    <w:p>
+      <w:pPr>
+        <w:rPr>
+          <w:b/>
+          <w:bCs/>
+        </w:rPr>
+      </w:pPr>
+    </w:p>
+    <w:p>
+      <w:pPr>
+        <w:rPr>
+          <w:b/>
+          <w:bCs/>
+        </w:rPr>
+      </w:pPr>
+    </w:p>
+    <w:p>
+      <w:pPr>
+        <w:rPr>
+          <w:b/>
+          <w:bCs/>
+        </w:rPr>
+      </w:pPr>
+    </w:p>
+    <w:p>
+      <w:pPr>
+        <w:rPr>
+          <w:b/>
+          <w:bCs/>
+        </w:rPr>
+      </w:pPr>
+    </w:p>
+    <w:p>
+      <w:pPr>
+        <w:rPr>
+          <w:b/>
+          <w:bCs/>
+        </w:rPr>
+      </w:pPr>
+      <w:r>
+        <w:rPr>
+          <w:b/>
+          <w:bCs/>
+        </w:rPr>
+        <w:lastRenderedPageBreak/>
+        <w:t>III. Technical Architecture and Technology Stack</w:t>
+      </w:r>
+    </w:p>
+    <w:p>
+      <w:r>
+        <w:t>The application will utilize a modern, decoupled service architecture to ensure scalability, performance, and cross-platform compatibility.</w:t>
       </w:r>
     </w:p>
     <w:tbl>
@@ -373,79 +279,100 @@
         <w:tblLook w:val="04A0" w:firstRow="1" w:lastRow="0" w:firstColumn="1" w:lastColumn="0" w:noHBand="0" w:noVBand="1"/>
       </w:tblPr>
       <w:tblGrid>
-        <w:gridCol w:w="2216"/>
-        <w:gridCol w:w="2715"/>
-        <w:gridCol w:w="4413"/>
+        <w:gridCol w:w="1201"/>
+        <w:gridCol w:w="2149"/>
+        <w:gridCol w:w="1914"/>
+        <w:gridCol w:w="4096"/>
       </w:tblGrid>
       <w:tr>
         <w:trPr>
-          <w:tblHeader/>
           <w:tblCellSpacing w:w="15" w:type="dxa"/>
         </w:trPr>
         <w:tc>
           <w:tcPr>
             <w:tcW w:w="0" w:type="auto"/>
-            <w:tcBorders>
-              <w:top w:val="single" w:sz="6" w:space="0" w:color="auto"/>
-              <w:left w:val="single" w:sz="6" w:space="0" w:color="auto"/>
-              <w:bottom w:val="single" w:sz="6" w:space="0" w:color="auto"/>
-              <w:right w:val="single" w:sz="6" w:space="0" w:color="auto"/>
-            </w:tcBorders>
-            <w:vAlign w:val="center"/>
-            <w:hideMark/>
-          </w:tcPr>
-          <w:p>
-            <w:r>
-              <w:rPr>
-                <w:b/>
-                <w:bCs/>
-              </w:rPr>
-              <w:lastRenderedPageBreak/>
-              <w:t>Regulatory Area</w:t>
-            </w:r>
-          </w:p>
-        </w:tc>
-        <w:tc>
-          <w:tcPr>
-            <w:tcW w:w="0" w:type="auto"/>
-            <w:tcBorders>
-              <w:top w:val="single" w:sz="6" w:space="0" w:color="auto"/>
-              <w:left w:val="single" w:sz="6" w:space="0" w:color="auto"/>
-              <w:bottom w:val="single" w:sz="6" w:space="0" w:color="auto"/>
-              <w:right w:val="single" w:sz="6" w:space="0" w:color="auto"/>
-            </w:tcBorders>
-            <w:vAlign w:val="center"/>
-            <w:hideMark/>
-          </w:tcPr>
-          <w:p>
-            <w:r>
-              <w:rPr>
-                <w:b/>
-                <w:bCs/>
-              </w:rPr>
-              <w:t>Challenge</w:t>
-            </w:r>
-          </w:p>
-        </w:tc>
-        <w:tc>
-          <w:tcPr>
-            <w:tcW w:w="0" w:type="auto"/>
-            <w:tcBorders>
-              <w:top w:val="single" w:sz="6" w:space="0" w:color="auto"/>
-              <w:left w:val="single" w:sz="6" w:space="0" w:color="auto"/>
-              <w:bottom w:val="single" w:sz="6" w:space="0" w:color="auto"/>
-              <w:right w:val="single" w:sz="6" w:space="0" w:color="auto"/>
-            </w:tcBorders>
-            <w:vAlign w:val="center"/>
-            <w:hideMark/>
-          </w:tcPr>
-          <w:p>
-            <w:r>
-              <w:rPr>
-                <w:b/>
-                <w:bCs/>
-              </w:rPr>
-              <w:t>Requirement</w:t>
+            <w:vAlign w:val="center"/>
+            <w:hideMark/>
+          </w:tcPr>
+          <w:p>
+            <w:pPr>
+              <w:rPr>
+                <w:b/>
+                <w:bCs/>
+              </w:rPr>
+            </w:pPr>
+            <w:r>
+              <w:rPr>
+                <w:b/>
+                <w:bCs/>
+              </w:rPr>
+              <w:t>Category</w:t>
+            </w:r>
+          </w:p>
+        </w:tc>
+        <w:tc>
+          <w:tcPr>
+            <w:tcW w:w="0" w:type="auto"/>
+            <w:vAlign w:val="center"/>
+            <w:hideMark/>
+          </w:tcPr>
+          <w:p>
+            <w:pPr>
+              <w:rPr>
+                <w:b/>
+                <w:bCs/>
+              </w:rPr>
+            </w:pPr>
+            <w:r>
+              <w:rPr>
+                <w:b/>
+                <w:bCs/>
+              </w:rPr>
+              <w:t>Component</w:t>
+            </w:r>
+          </w:p>
+        </w:tc>
+        <w:tc>
+          <w:tcPr>
+            <w:tcW w:w="0" w:type="auto"/>
+            <w:vAlign w:val="center"/>
+            <w:hideMark/>
+          </w:tcPr>
+          <w:p>
+            <w:pPr>
+              <w:rPr>
+                <w:b/>
+                <w:bCs/>
+              </w:rPr>
+            </w:pPr>
+            <w:r>
+              <w:rPr>
+                <w:b/>
+                <w:bCs/>
+              </w:rPr>
+              <w:t>Technology / Framework</w:t>
+            </w:r>
+          </w:p>
+        </w:tc>
+        <w:tc>
+          <w:tcPr>
+            <w:tcW w:w="0" w:type="auto"/>
+            <w:vAlign w:val="center"/>
+            <w:hideMark/>
+          </w:tcPr>
+          <w:p>
+            <w:pPr>
+              <w:rPr>
+                <w:b/>
+                <w:bCs/>
+              </w:rPr>
+            </w:pPr>
+            <w:r>
+              <w:rPr>
+                <w:b/>
+                <w:bCs/>
+              </w:rPr>
+              <w:t>Architectural Mandate</w:t>
             </w:r>
           </w:p>
         </w:tc>
@@ -457,78 +384,56 @@
         <w:tc>
           <w:tcPr>
             <w:tcW w:w="0" w:type="auto"/>
-            <w:tcBorders>
-              <w:top w:val="single" w:sz="6" w:space="0" w:color="auto"/>
-              <w:left w:val="single" w:sz="6" w:space="0" w:color="auto"/>
-              <w:bottom w:val="single" w:sz="6" w:space="0" w:color="auto"/>
-              <w:right w:val="single" w:sz="6" w:space="0" w:color="auto"/>
-            </w:tcBorders>
-            <w:vAlign w:val="center"/>
-            <w:hideMark/>
-          </w:tcPr>
-          <w:p>
-            <w:r>
-              <w:rPr>
-                <w:b/>
-                <w:bCs/>
-              </w:rPr>
-              <w:t>Data Security &amp; Privacy</w:t>
-            </w:r>
-          </w:p>
-        </w:tc>
-        <w:tc>
-          <w:tcPr>
-            <w:tcW w:w="0" w:type="auto"/>
-            <w:tcBorders>
-              <w:top w:val="single" w:sz="6" w:space="0" w:color="auto"/>
-              <w:left w:val="single" w:sz="6" w:space="0" w:color="auto"/>
-              <w:bottom w:val="single" w:sz="6" w:space="0" w:color="auto"/>
-              <w:right w:val="single" w:sz="6" w:space="0" w:color="auto"/>
-            </w:tcBorders>
-            <w:vAlign w:val="center"/>
-            <w:hideMark/>
-          </w:tcPr>
-          <w:p>
-            <w:r>
-              <w:t>Protecting patient privacy across diverse international borders.</w:t>
-            </w:r>
-          </w:p>
-        </w:tc>
-        <w:tc>
-          <w:tcPr>
-            <w:tcW w:w="0" w:type="auto"/>
-            <w:tcBorders>
-              <w:top w:val="single" w:sz="6" w:space="0" w:color="auto"/>
-              <w:left w:val="single" w:sz="6" w:space="0" w:color="auto"/>
-              <w:bottom w:val="single" w:sz="6" w:space="0" w:color="auto"/>
-              <w:right w:val="single" w:sz="6" w:space="0" w:color="auto"/>
-            </w:tcBorders>
-            <w:vAlign w:val="center"/>
-            <w:hideMark/>
-          </w:tcPr>
-          <w:p>
-            <w:r>
-              <w:t xml:space="preserve">Strict adherence to </w:t>
-            </w:r>
-            <w:r>
-              <w:rPr>
-                <w:b/>
-                <w:bCs/>
-              </w:rPr>
-              <w:t>HIPAA</w:t>
-            </w:r>
-            <w:r>
-              <w:t xml:space="preserve"> (US), </w:t>
-            </w:r>
-            <w:r>
-              <w:rPr>
-                <w:b/>
-                <w:bCs/>
-              </w:rPr>
-              <w:t>GDPR</w:t>
-            </w:r>
-            <w:r>
-              <w:t xml:space="preserve"> (EU), and equivalent national laws. Requires advanced encryption, access control, and audit logging.</w:t>
+            <w:vAlign w:val="center"/>
+            <w:hideMark/>
+          </w:tcPr>
+          <w:p>
+            <w:r>
+              <w:rPr>
+                <w:b/>
+                <w:bCs/>
+              </w:rPr>
+              <w:t>Backend</w:t>
+            </w:r>
+          </w:p>
+        </w:tc>
+        <w:tc>
+          <w:tcPr>
+            <w:tcW w:w="0" w:type="auto"/>
+            <w:vAlign w:val="center"/>
+            <w:hideMark/>
+          </w:tcPr>
+          <w:p>
+            <w:r>
+              <w:t>API/Core Services</w:t>
+            </w:r>
+          </w:p>
+        </w:tc>
+        <w:tc>
+          <w:tcPr>
+            <w:tcW w:w="0" w:type="auto"/>
+            <w:vAlign w:val="center"/>
+            <w:hideMark/>
+          </w:tcPr>
+          <w:p>
+            <w:r>
+              <w:rPr>
+                <w:b/>
+                <w:bCs/>
+              </w:rPr>
+              <w:t>Java Spring Boot</w:t>
+            </w:r>
+          </w:p>
+        </w:tc>
+        <w:tc>
+          <w:tcPr>
+            <w:tcW w:w="0" w:type="auto"/>
+            <w:vAlign w:val="center"/>
+            <w:hideMark/>
+          </w:tcPr>
+          <w:p>
+            <w:r>
+              <w:t>Robust RESTful APIs for data exchange and business logic.</w:t>
             </w:r>
           </w:p>
         </w:tc>
@@ -540,68 +445,57 @@
         <w:tc>
           <w:tcPr>
             <w:tcW w:w="0" w:type="auto"/>
-            <w:tcBorders>
-              <w:top w:val="single" w:sz="6" w:space="0" w:color="auto"/>
-              <w:left w:val="single" w:sz="6" w:space="0" w:color="auto"/>
-              <w:bottom w:val="single" w:sz="6" w:space="0" w:color="auto"/>
-              <w:right w:val="single" w:sz="6" w:space="0" w:color="auto"/>
-            </w:tcBorders>
-            <w:vAlign w:val="center"/>
-            <w:hideMark/>
-          </w:tcPr>
-          <w:p>
-            <w:r>
-              <w:rPr>
-                <w:b/>
-                <w:bCs/>
-              </w:rPr>
-              <w:t>Medical Licensing</w:t>
-            </w:r>
-          </w:p>
-        </w:tc>
-        <w:tc>
-          <w:tcPr>
-            <w:tcW w:w="0" w:type="auto"/>
-            <w:tcBorders>
-              <w:top w:val="single" w:sz="6" w:space="0" w:color="auto"/>
-              <w:left w:val="single" w:sz="6" w:space="0" w:color="auto"/>
-              <w:bottom w:val="single" w:sz="6" w:space="0" w:color="auto"/>
-              <w:right w:val="single" w:sz="6" w:space="0" w:color="auto"/>
-            </w:tcBorders>
-            <w:vAlign w:val="center"/>
-            <w:hideMark/>
-          </w:tcPr>
-          <w:p>
-            <w:r>
-              <w:t>Ensuring doctors can legally treat or consult patients in different jurisdictions.</w:t>
-            </w:r>
-          </w:p>
-        </w:tc>
-        <w:tc>
-          <w:tcPr>
-            <w:tcW w:w="0" w:type="auto"/>
-            <w:tcBorders>
-              <w:top w:val="single" w:sz="6" w:space="0" w:color="auto"/>
-              <w:left w:val="single" w:sz="6" w:space="0" w:color="auto"/>
-              <w:bottom w:val="single" w:sz="6" w:space="0" w:color="auto"/>
-              <w:right w:val="single" w:sz="6" w:space="0" w:color="auto"/>
-            </w:tcBorders>
-            <w:vAlign w:val="center"/>
-            <w:hideMark/>
-          </w:tcPr>
-          <w:p>
-            <w:r>
-              <w:t xml:space="preserve">Implementation of robust </w:t>
-            </w:r>
-            <w:r>
-              <w:rPr>
-                <w:b/>
-                <w:bCs/>
-              </w:rPr>
-              <w:t>geo-fencing and verification</w:t>
-            </w:r>
-            <w:r>
-              <w:t xml:space="preserve"> to confirm a doctor's license covers the patient's location or the service provided (e.g., diagnosis vs. opinion).</w:t>
+            <w:vAlign w:val="center"/>
+            <w:hideMark/>
+          </w:tcPr>
+          <w:p/>
+        </w:tc>
+        <w:tc>
+          <w:tcPr>
+            <w:tcW w:w="0" w:type="auto"/>
+            <w:vAlign w:val="center"/>
+            <w:hideMark/>
+          </w:tcPr>
+          <w:p>
+            <w:r>
+              <w:t>Real-time Communication</w:t>
+            </w:r>
+          </w:p>
+        </w:tc>
+        <w:tc>
+          <w:tcPr>
+            <w:tcW w:w="0" w:type="auto"/>
+            <w:vAlign w:val="center"/>
+            <w:hideMark/>
+          </w:tcPr>
+          <w:p>
+            <w:proofErr w:type="spellStart"/>
+            <w:r>
+              <w:rPr>
+                <w:b/>
+                <w:bCs/>
+              </w:rPr>
+              <w:t>WebSockets</w:t>
+            </w:r>
+            <w:proofErr w:type="spellEnd"/>
+            <w:r>
+              <w:rPr>
+                <w:b/>
+                <w:bCs/>
+              </w:rPr>
+              <w:t xml:space="preserve"> / WebRTC</w:t>
+            </w:r>
+          </w:p>
+        </w:tc>
+        <w:tc>
+          <w:tcPr>
+            <w:tcW w:w="0" w:type="auto"/>
+            <w:vAlign w:val="center"/>
+            <w:hideMark/>
+          </w:tcPr>
+          <w:p>
+            <w:r>
+              <w:t>Essential for secure, high-quality audio and video consultations.</w:t>
             </w:r>
           </w:p>
         </w:tc>
@@ -613,68 +507,74 @@
         <w:tc>
           <w:tcPr>
             <w:tcW w:w="0" w:type="auto"/>
-            <w:tcBorders>
-              <w:top w:val="single" w:sz="6" w:space="0" w:color="auto"/>
-              <w:left w:val="single" w:sz="6" w:space="0" w:color="auto"/>
-              <w:bottom w:val="single" w:sz="6" w:space="0" w:color="auto"/>
-              <w:right w:val="single" w:sz="6" w:space="0" w:color="auto"/>
-            </w:tcBorders>
-            <w:vAlign w:val="center"/>
-            <w:hideMark/>
-          </w:tcPr>
-          <w:p>
-            <w:r>
-              <w:rPr>
-                <w:b/>
-                <w:bCs/>
-              </w:rPr>
-              <w:t>E-Prescribing</w:t>
-            </w:r>
-          </w:p>
-        </w:tc>
-        <w:tc>
-          <w:tcPr>
-            <w:tcW w:w="0" w:type="auto"/>
-            <w:tcBorders>
-              <w:top w:val="single" w:sz="6" w:space="0" w:color="auto"/>
-              <w:left w:val="single" w:sz="6" w:space="0" w:color="auto"/>
-              <w:bottom w:val="single" w:sz="6" w:space="0" w:color="auto"/>
-              <w:right w:val="single" w:sz="6" w:space="0" w:color="auto"/>
-            </w:tcBorders>
-            <w:vAlign w:val="center"/>
-            <w:hideMark/>
-          </w:tcPr>
-          <w:p>
-            <w:r>
-              <w:t>Navigating complex, varying laws for prescribing across state and national borders.</w:t>
-            </w:r>
-          </w:p>
-        </w:tc>
-        <w:tc>
-          <w:tcPr>
-            <w:tcW w:w="0" w:type="auto"/>
-            <w:tcBorders>
-              <w:top w:val="single" w:sz="6" w:space="0" w:color="auto"/>
-              <w:left w:val="single" w:sz="6" w:space="0" w:color="auto"/>
-              <w:bottom w:val="single" w:sz="6" w:space="0" w:color="auto"/>
-              <w:right w:val="single" w:sz="6" w:space="0" w:color="auto"/>
-            </w:tcBorders>
-            <w:vAlign w:val="center"/>
-            <w:hideMark/>
-          </w:tcPr>
-          <w:p>
-            <w:r>
-              <w:t xml:space="preserve">Direct integration with local pharmacy networks and strict adherence to the prescribing laws of </w:t>
-            </w:r>
-            <w:r>
-              <w:rPr>
-                <w:i/>
-                <w:iCs/>
-              </w:rPr>
-              <w:t>both</w:t>
-            </w:r>
-            <w:r>
-              <w:t xml:space="preserve"> the doctor's and the patient's location.</w:t>
+            <w:vAlign w:val="center"/>
+            <w:hideMark/>
+          </w:tcPr>
+          <w:p>
+            <w:r>
+              <w:rPr>
+                <w:b/>
+                <w:bCs/>
+              </w:rPr>
+              <w:t>Data Storage</w:t>
+            </w:r>
+          </w:p>
+        </w:tc>
+        <w:tc>
+          <w:tcPr>
+            <w:tcW w:w="0" w:type="auto"/>
+            <w:vAlign w:val="center"/>
+            <w:hideMark/>
+          </w:tcPr>
+          <w:p>
+            <w:r>
+              <w:t>Primary Database</w:t>
+            </w:r>
+          </w:p>
+        </w:tc>
+        <w:tc>
+          <w:tcPr>
+            <w:tcW w:w="0" w:type="auto"/>
+            <w:vAlign w:val="center"/>
+            <w:hideMark/>
+          </w:tcPr>
+          <w:p>
+            <w:r>
+              <w:rPr>
+                <w:b/>
+                <w:bCs/>
+              </w:rPr>
+              <w:t>PostgreSQL</w:t>
+            </w:r>
+          </w:p>
+        </w:tc>
+        <w:tc>
+          <w:tcPr>
+            <w:tcW w:w="0" w:type="auto"/>
+            <w:vAlign w:val="center"/>
+            <w:hideMark/>
+          </w:tcPr>
+          <w:p>
+            <w:r>
+              <w:t xml:space="preserve">Chosen for enterprise stability and advanced native support for </w:t>
+            </w:r>
+            <w:r>
+              <w:rPr>
+                <w:b/>
+                <w:bCs/>
+              </w:rPr>
+              <w:t>Geo-spatial data</w:t>
+            </w:r>
+            <w:r>
+              <w:t xml:space="preserve"> (</w:t>
+            </w:r>
+            <w:proofErr w:type="spellStart"/>
+            <w:r>
+              <w:t>PostGIS</w:t>
+            </w:r>
+            <w:proofErr w:type="spellEnd"/>
+            <w:r>
+              <w:t xml:space="preserve"> extension).</w:t>
             </w:r>
           </w:p>
         </w:tc>
@@ -686,68 +586,231 @@
         <w:tc>
           <w:tcPr>
             <w:tcW w:w="0" w:type="auto"/>
-            <w:tcBorders>
-              <w:top w:val="single" w:sz="6" w:space="0" w:color="auto"/>
-              <w:left w:val="single" w:sz="6" w:space="0" w:color="auto"/>
-              <w:bottom w:val="single" w:sz="6" w:space="0" w:color="auto"/>
-              <w:right w:val="single" w:sz="6" w:space="0" w:color="auto"/>
-            </w:tcBorders>
-            <w:vAlign w:val="center"/>
-            <w:hideMark/>
-          </w:tcPr>
-          <w:p>
-            <w:r>
-              <w:rPr>
-                <w:b/>
-                <w:bCs/>
-              </w:rPr>
-              <w:t>Malpractice/Liability</w:t>
-            </w:r>
-          </w:p>
-        </w:tc>
-        <w:tc>
-          <w:tcPr>
-            <w:tcW w:w="0" w:type="auto"/>
-            <w:tcBorders>
-              <w:top w:val="single" w:sz="6" w:space="0" w:color="auto"/>
-              <w:left w:val="single" w:sz="6" w:space="0" w:color="auto"/>
-              <w:bottom w:val="single" w:sz="6" w:space="0" w:color="auto"/>
-              <w:right w:val="single" w:sz="6" w:space="0" w:color="auto"/>
-            </w:tcBorders>
-            <w:vAlign w:val="center"/>
-            <w:hideMark/>
-          </w:tcPr>
-          <w:p>
-            <w:r>
-              <w:t>Determining the legal jurisdiction for cross-border consultations.</w:t>
-            </w:r>
-          </w:p>
-        </w:tc>
-        <w:tc>
-          <w:tcPr>
-            <w:tcW w:w="0" w:type="auto"/>
-            <w:tcBorders>
-              <w:top w:val="single" w:sz="6" w:space="0" w:color="auto"/>
-              <w:left w:val="single" w:sz="6" w:space="0" w:color="auto"/>
-              <w:bottom w:val="single" w:sz="6" w:space="0" w:color="auto"/>
-              <w:right w:val="single" w:sz="6" w:space="0" w:color="auto"/>
-            </w:tcBorders>
-            <w:vAlign w:val="center"/>
-            <w:hideMark/>
-          </w:tcPr>
-          <w:p>
-            <w:r>
-              <w:t xml:space="preserve">Clear, legally vetted </w:t>
-            </w:r>
-            <w:r>
-              <w:rPr>
-                <w:b/>
-                <w:bCs/>
-              </w:rPr>
-              <w:t>Terms of Service</w:t>
-            </w:r>
-            <w:r>
-              <w:t xml:space="preserve"> and agreements with all parties to define jurisdiction and professional liability.</w:t>
+            <w:vAlign w:val="center"/>
+            <w:hideMark/>
+          </w:tcPr>
+          <w:p/>
+        </w:tc>
+        <w:tc>
+          <w:tcPr>
+            <w:tcW w:w="0" w:type="auto"/>
+            <w:vAlign w:val="center"/>
+            <w:hideMark/>
+          </w:tcPr>
+          <w:p>
+            <w:r>
+              <w:t>Caching</w:t>
+            </w:r>
+          </w:p>
+        </w:tc>
+        <w:tc>
+          <w:tcPr>
+            <w:tcW w:w="0" w:type="auto"/>
+            <w:vAlign w:val="center"/>
+            <w:hideMark/>
+          </w:tcPr>
+          <w:p>
+            <w:r>
+              <w:rPr>
+                <w:b/>
+                <w:bCs/>
+              </w:rPr>
+              <w:t>Redis</w:t>
+            </w:r>
+          </w:p>
+        </w:tc>
+        <w:tc>
+          <w:tcPr>
+            <w:tcW w:w="0" w:type="auto"/>
+            <w:vAlign w:val="center"/>
+            <w:hideMark/>
+          </w:tcPr>
+          <w:p>
+            <w:r>
+              <w:t>For fast lookups of frequently accessed data (e.g., Hospital locations, Doctor availability).</w:t>
+            </w:r>
+          </w:p>
+        </w:tc>
+      </w:tr>
+      <w:tr>
+        <w:trPr>
+          <w:tblCellSpacing w:w="15" w:type="dxa"/>
+        </w:trPr>
+        <w:tc>
+          <w:tcPr>
+            <w:tcW w:w="0" w:type="auto"/>
+            <w:vAlign w:val="center"/>
+            <w:hideMark/>
+          </w:tcPr>
+          <w:p>
+            <w:r>
+              <w:rPr>
+                <w:b/>
+                <w:bCs/>
+              </w:rPr>
+              <w:t>Frontend</w:t>
+            </w:r>
+          </w:p>
+        </w:tc>
+        <w:tc>
+          <w:tcPr>
+            <w:tcW w:w="0" w:type="auto"/>
+            <w:vAlign w:val="center"/>
+            <w:hideMark/>
+          </w:tcPr>
+          <w:p>
+            <w:r>
+              <w:t>User Interface (Desktop &amp; Mobile)</w:t>
+            </w:r>
+          </w:p>
+        </w:tc>
+        <w:tc>
+          <w:tcPr>
+            <w:tcW w:w="0" w:type="auto"/>
+            <w:vAlign w:val="center"/>
+            <w:hideMark/>
+          </w:tcPr>
+          <w:p>
+            <w:r>
+              <w:rPr>
+                <w:b/>
+                <w:bCs/>
+              </w:rPr>
+              <w:t>React / Angular</w:t>
+            </w:r>
+          </w:p>
+        </w:tc>
+        <w:tc>
+          <w:tcPr>
+            <w:tcW w:w="0" w:type="auto"/>
+            <w:vAlign w:val="center"/>
+            <w:hideMark/>
+          </w:tcPr>
+          <w:p>
+            <w:r>
+              <w:t>Single-page application (SPA) design focused on responsiveness and mobile-first approach.</w:t>
+            </w:r>
+          </w:p>
+        </w:tc>
+      </w:tr>
+      <w:tr>
+        <w:trPr>
+          <w:tblCellSpacing w:w="15" w:type="dxa"/>
+        </w:trPr>
+        <w:tc>
+          <w:tcPr>
+            <w:tcW w:w="0" w:type="auto"/>
+            <w:vAlign w:val="center"/>
+            <w:hideMark/>
+          </w:tcPr>
+          <w:p>
+            <w:r>
+              <w:rPr>
+                <w:b/>
+                <w:bCs/>
+              </w:rPr>
+              <w:t>Geospatial</w:t>
+            </w:r>
+          </w:p>
+        </w:tc>
+        <w:tc>
+          <w:tcPr>
+            <w:tcW w:w="0" w:type="auto"/>
+            <w:vAlign w:val="center"/>
+            <w:hideMark/>
+          </w:tcPr>
+          <w:p>
+            <w:r>
+              <w:t>Location Services</w:t>
+            </w:r>
+          </w:p>
+        </w:tc>
+        <w:tc>
+          <w:tcPr>
+            <w:tcW w:w="0" w:type="auto"/>
+            <w:vAlign w:val="center"/>
+            <w:hideMark/>
+          </w:tcPr>
+          <w:p>
+            <w:r>
+              <w:rPr>
+                <w:b/>
+                <w:bCs/>
+              </w:rPr>
+              <w:t>Google Maps API / Leaflet</w:t>
+            </w:r>
+          </w:p>
+        </w:tc>
+        <w:tc>
+          <w:tcPr>
+            <w:tcW w:w="0" w:type="auto"/>
+            <w:vAlign w:val="center"/>
+            <w:hideMark/>
+          </w:tcPr>
+          <w:p>
+            <w:r>
+              <w:t>Integration for hospital mapping, distance calculation, and routing.</w:t>
+            </w:r>
+          </w:p>
+        </w:tc>
+      </w:tr>
+      <w:tr>
+        <w:trPr>
+          <w:tblCellSpacing w:w="15" w:type="dxa"/>
+        </w:trPr>
+        <w:tc>
+          <w:tcPr>
+            <w:tcW w:w="0" w:type="auto"/>
+            <w:vAlign w:val="center"/>
+            <w:hideMark/>
+          </w:tcPr>
+          <w:p>
+            <w:r>
+              <w:rPr>
+                <w:b/>
+                <w:bCs/>
+              </w:rPr>
+              <w:t>Security</w:t>
+            </w:r>
+          </w:p>
+        </w:tc>
+        <w:tc>
+          <w:tcPr>
+            <w:tcW w:w="0" w:type="auto"/>
+            <w:vAlign w:val="center"/>
+            <w:hideMark/>
+          </w:tcPr>
+          <w:p>
+            <w:r>
+              <w:t>Authentication</w:t>
+            </w:r>
+          </w:p>
+        </w:tc>
+        <w:tc>
+          <w:tcPr>
+            <w:tcW w:w="0" w:type="auto"/>
+            <w:vAlign w:val="center"/>
+            <w:hideMark/>
+          </w:tcPr>
+          <w:p>
+            <w:r>
+              <w:rPr>
+                <w:b/>
+                <w:bCs/>
+              </w:rPr>
+              <w:t>Spring Security (OAuth 2.0 / JWT)</w:t>
+            </w:r>
+          </w:p>
+        </w:tc>
+        <w:tc>
+          <w:tcPr>
+            <w:tcW w:w="0" w:type="auto"/>
+            <w:vAlign w:val="center"/>
+            <w:hideMark/>
+          </w:tcPr>
+          <w:p>
+            <w:r>
+              <w:t>Role-Based Access Control (RBAC) enforced across all API endpoints.</w:t>
             </w:r>
           </w:p>
         </w:tc>
@@ -760,12 +823,97 @@
           <w:bCs/>
         </w:rPr>
       </w:pPr>
-      <w:r>
-        <w:rPr>
-          <w:b/>
-          <w:bCs/>
-        </w:rPr>
-        <w:t xml:space="preserve">3. </w:t>
+    </w:p>
+    <w:p>
+      <w:pPr>
+        <w:rPr>
+          <w:b/>
+          <w:bCs/>
+        </w:rPr>
+      </w:pPr>
+    </w:p>
+    <w:p>
+      <w:pPr>
+        <w:rPr>
+          <w:b/>
+          <w:bCs/>
+        </w:rPr>
+      </w:pPr>
+    </w:p>
+    <w:p>
+      <w:pPr>
+        <w:rPr>
+          <w:b/>
+          <w:bCs/>
+        </w:rPr>
+      </w:pPr>
+    </w:p>
+    <w:p>
+      <w:pPr>
+        <w:rPr>
+          <w:b/>
+          <w:bCs/>
+        </w:rPr>
+      </w:pPr>
+    </w:p>
+    <w:p>
+      <w:pPr>
+        <w:rPr>
+          <w:b/>
+          <w:bCs/>
+        </w:rPr>
+      </w:pPr>
+    </w:p>
+    <w:p>
+      <w:pPr>
+        <w:rPr>
+          <w:b/>
+          <w:bCs/>
+        </w:rPr>
+      </w:pPr>
+    </w:p>
+    <w:p>
+      <w:pPr>
+        <w:rPr>
+          <w:b/>
+          <w:bCs/>
+        </w:rPr>
+      </w:pPr>
+      <w:r>
+        <w:rPr>
+          <w:b/>
+          <w:bCs/>
+        </w:rPr>
+        <w:lastRenderedPageBreak/>
+        <w:t>IV. Core Modules and Information Management</w:t>
+      </w:r>
+    </w:p>
+    <w:p>
+      <w:r>
+        <w:t xml:space="preserve">The </w:t>
+      </w:r>
+      <w:proofErr w:type="spellStart"/>
+      <w:r>
+        <w:t>InterHealthConnect</w:t>
+      </w:r>
+      <w:proofErr w:type="spellEnd"/>
+      <w:r>
+        <w:t xml:space="preserve"> platform is segmented into four critical modules, managing specific user roles and system data.</w:t>
+      </w:r>
+    </w:p>
+    <w:p>
+      <w:pPr>
+        <w:rPr>
+          <w:b/>
+          <w:bCs/>
+        </w:rPr>
+      </w:pPr>
+      <w:r>
+        <w:rPr>
+          <w:b/>
+          <w:bCs/>
+        </w:rPr>
+        <w:t xml:space="preserve">1. </w:t>
       </w:r>
       <w:r>
         <w:rPr>
@@ -773,219 +921,26 @@
           <w:b/>
           <w:bCs/>
         </w:rPr>
-        <w:t>💰</w:t>
-      </w:r>
-      <w:r>
-        <w:rPr>
-          <w:b/>
-          <w:bCs/>
-        </w:rPr>
-        <w:t xml:space="preserve"> Monetization Strategies (How to Earn Money)</w:t>
-      </w:r>
-    </w:p>
-    <w:p>
-      <w:r>
-        <w:t>A global telemedicine platform relies on multiple revenue streams to sustain operations and compliance costs.</w:t>
-      </w:r>
-    </w:p>
-    <w:p>
-      <w:pPr>
-        <w:numPr>
-          <w:ilvl w:val="0"/>
-          <w:numId w:val="3"/>
-        </w:numPr>
-      </w:pPr>
-      <w:r>
-        <w:rPr>
-          <w:b/>
-          <w:bCs/>
-        </w:rPr>
-        <w:t>Per-Consultation Fee (Transaction Model):</w:t>
-      </w:r>
-    </w:p>
-    <w:p>
-      <w:pPr>
-        <w:numPr>
-          <w:ilvl w:val="1"/>
-          <w:numId w:val="3"/>
-        </w:numPr>
-      </w:pPr>
-      <w:r>
-        <w:rPr>
-          <w:b/>
-          <w:bCs/>
-        </w:rPr>
-        <w:t>Mechanism:</w:t>
-      </w:r>
-      <w:r>
-        <w:t xml:space="preserve"> The patient pays the doctor's set fee for the virtual visit.</w:t>
-      </w:r>
-    </w:p>
-    <w:p>
-      <w:pPr>
-        <w:numPr>
-          <w:ilvl w:val="1"/>
-          <w:numId w:val="3"/>
-        </w:numPr>
-      </w:pPr>
-      <w:r>
-        <w:rPr>
-          <w:b/>
-          <w:bCs/>
-        </w:rPr>
-        <w:t>Revenue:</w:t>
-      </w:r>
-      <w:r>
-        <w:t xml:space="preserve"> The </w:t>
-      </w:r>
-      <w:proofErr w:type="spellStart"/>
-      <w:r>
-        <w:t>InterHealthConnect</w:t>
-      </w:r>
-      <w:proofErr w:type="spellEnd"/>
-      <w:r>
-        <w:t xml:space="preserve"> platform takes a standard commission (</w:t>
-      </w:r>
-      <w:r>
-        <w:rPr>
-          <w:b/>
-          <w:bCs/>
-        </w:rPr>
-        <w:t>15% - 30%</w:t>
-      </w:r>
-      <w:r>
-        <w:t>) of the consultation fee.</w:t>
-      </w:r>
-    </w:p>
-    <w:p>
-      <w:pPr>
-        <w:numPr>
-          <w:ilvl w:val="0"/>
-          <w:numId w:val="3"/>
-        </w:numPr>
-      </w:pPr>
-      <w:r>
-        <w:rPr>
-          <w:b/>
-          <w:bCs/>
-        </w:rPr>
-        <w:t>Subscription/Membership (Patient Model):</w:t>
-      </w:r>
-    </w:p>
-    <w:p>
-      <w:pPr>
-        <w:numPr>
-          <w:ilvl w:val="1"/>
-          <w:numId w:val="3"/>
-        </w:numPr>
-      </w:pPr>
-      <w:r>
-        <w:rPr>
-          <w:b/>
-          <w:bCs/>
-        </w:rPr>
-        <w:t>Mechanism:</w:t>
-      </w:r>
-      <w:r>
-        <w:t xml:space="preserve"> Patients pay a recurring monthly or annual fee.</w:t>
-      </w:r>
-    </w:p>
-    <w:p>
-      <w:pPr>
-        <w:numPr>
-          <w:ilvl w:val="1"/>
-          <w:numId w:val="3"/>
-        </w:numPr>
-      </w:pPr>
-      <w:r>
-        <w:rPr>
-          <w:b/>
-          <w:bCs/>
-        </w:rPr>
-        <w:t>Revenue:</w:t>
-      </w:r>
-      <w:r>
-        <w:t xml:space="preserve"> Fees provide premium patient access, discounted consultations, or unlimited use of basic features like secure messaging and primary care scheduling.</w:t>
-      </w:r>
-    </w:p>
-    <w:p>
-      <w:pPr>
-        <w:numPr>
-          <w:ilvl w:val="0"/>
-          <w:numId w:val="3"/>
-        </w:numPr>
-      </w:pPr>
-      <w:r>
-        <w:rPr>
-          <w:b/>
-          <w:bCs/>
-        </w:rPr>
-        <w:t>SaaS/Licensing (Doctor/Hospital Model):</w:t>
-      </w:r>
-    </w:p>
-    <w:p>
-      <w:pPr>
-        <w:numPr>
-          <w:ilvl w:val="1"/>
-          <w:numId w:val="3"/>
-        </w:numPr>
-      </w:pPr>
-      <w:r>
-        <w:rPr>
-          <w:b/>
-          <w:bCs/>
-        </w:rPr>
-        <w:lastRenderedPageBreak/>
-        <w:t>Mechanism:</w:t>
-      </w:r>
-      <w:r>
-        <w:t xml:space="preserve"> Doctors or clinics pay a premium subscription to utilize advanced platform tools.</w:t>
-      </w:r>
-    </w:p>
-    <w:p>
-      <w:pPr>
-        <w:numPr>
-          <w:ilvl w:val="1"/>
-          <w:numId w:val="3"/>
-        </w:numPr>
-      </w:pPr>
-      <w:r>
-        <w:rPr>
-          <w:b/>
-          <w:bCs/>
-        </w:rPr>
-        <w:t>Revenue:</w:t>
-      </w:r>
-      <w:r>
-        <w:t xml:space="preserve"> Fees are charged for premium EMR integration, advanced scheduling features, or secure collaboration suites for large hospital groups.</w:t>
-      </w:r>
-    </w:p>
-    <w:p>
-      <w:pPr>
-        <w:rPr>
-          <w:b/>
-          <w:bCs/>
-        </w:rPr>
-      </w:pPr>
-      <w:r>
-        <w:rPr>
-          <w:rFonts w:ascii="Segoe UI Emoji" w:hAnsi="Segoe UI Emoji" w:cs="Segoe UI Emoji"/>
-          <w:b/>
-          <w:bCs/>
-        </w:rPr>
-        <w:t>📈</w:t>
-      </w:r>
-      <w:r>
-        <w:rPr>
-          <w:b/>
-          <w:bCs/>
-        </w:rPr>
-        <w:t xml:space="preserve"> Estimated Development Costs</w:t>
-      </w:r>
-    </w:p>
-    <w:p>
-      <w:r>
-        <w:t>Developing a platform of this complexity requires significant investment, largely driven by the regulatory burden of multiple jurisdictions.</w:t>
+        <w:t>👥</w:t>
+      </w:r>
+      <w:r>
+        <w:rPr>
+          <w:b/>
+          <w:bCs/>
+        </w:rPr>
+        <w:t xml:space="preserve"> Patient Module</w:t>
+      </w:r>
+    </w:p>
+    <w:p>
+      <w:r>
+        <w:rPr>
+          <w:b/>
+          <w:bCs/>
+        </w:rPr>
+        <w:t>Objective:</w:t>
+      </w:r>
+      <w:r>
+        <w:t xml:space="preserve"> To provide seamless access to global doctors, manage personal health data, and locate local emergency facilities.</w:t>
       </w:r>
     </w:p>
     <w:tbl>
@@ -1001,78 +956,54 @@
         <w:tblLook w:val="04A0" w:firstRow="1" w:lastRow="0" w:firstColumn="1" w:lastColumn="0" w:noHBand="0" w:noVBand="1"/>
       </w:tblPr>
       <w:tblGrid>
-        <w:gridCol w:w="5570"/>
-        <w:gridCol w:w="2427"/>
-        <w:gridCol w:w="1347"/>
+        <w:gridCol w:w="4089"/>
+        <w:gridCol w:w="5271"/>
       </w:tblGrid>
       <w:tr>
         <w:trPr>
-          <w:tblHeader/>
           <w:tblCellSpacing w:w="15" w:type="dxa"/>
         </w:trPr>
         <w:tc>
           <w:tcPr>
             <w:tcW w:w="0" w:type="auto"/>
-            <w:tcBorders>
-              <w:top w:val="single" w:sz="6" w:space="0" w:color="auto"/>
-              <w:left w:val="single" w:sz="6" w:space="0" w:color="auto"/>
-              <w:bottom w:val="single" w:sz="6" w:space="0" w:color="auto"/>
-              <w:right w:val="single" w:sz="6" w:space="0" w:color="auto"/>
-            </w:tcBorders>
-            <w:vAlign w:val="center"/>
-            <w:hideMark/>
-          </w:tcPr>
-          <w:p>
-            <w:r>
-              <w:rPr>
-                <w:b/>
-                <w:bCs/>
-              </w:rPr>
-              <w:t>Type of Application</w:t>
-            </w:r>
-          </w:p>
-        </w:tc>
-        <w:tc>
-          <w:tcPr>
-            <w:tcW w:w="0" w:type="auto"/>
-            <w:tcBorders>
-              <w:top w:val="single" w:sz="6" w:space="0" w:color="auto"/>
-              <w:left w:val="single" w:sz="6" w:space="0" w:color="auto"/>
-              <w:bottom w:val="single" w:sz="6" w:space="0" w:color="auto"/>
-              <w:right w:val="single" w:sz="6" w:space="0" w:color="auto"/>
-            </w:tcBorders>
-            <w:vAlign w:val="center"/>
-            <w:hideMark/>
-          </w:tcPr>
-          <w:p>
-            <w:r>
-              <w:rPr>
-                <w:b/>
-                <w:bCs/>
-              </w:rPr>
-              <w:t>Estimated Cost Range (USD)</w:t>
-            </w:r>
-          </w:p>
-        </w:tc>
-        <w:tc>
-          <w:tcPr>
-            <w:tcW w:w="0" w:type="auto"/>
-            <w:tcBorders>
-              <w:top w:val="single" w:sz="6" w:space="0" w:color="auto"/>
-              <w:left w:val="single" w:sz="6" w:space="0" w:color="auto"/>
-              <w:bottom w:val="single" w:sz="6" w:space="0" w:color="auto"/>
-              <w:right w:val="single" w:sz="6" w:space="0" w:color="auto"/>
-            </w:tcBorders>
-            <w:vAlign w:val="center"/>
-            <w:hideMark/>
-          </w:tcPr>
-          <w:p>
-            <w:r>
-              <w:rPr>
-                <w:b/>
-                <w:bCs/>
-              </w:rPr>
-              <w:t>Timeline</w:t>
+            <w:vAlign w:val="center"/>
+            <w:hideMark/>
+          </w:tcPr>
+          <w:p>
+            <w:pPr>
+              <w:rPr>
+                <w:b/>
+                <w:bCs/>
+              </w:rPr>
+            </w:pPr>
+            <w:r>
+              <w:rPr>
+                <w:b/>
+                <w:bCs/>
+              </w:rPr>
+              <w:t>Mandatory Information to Manage (PHI/PII)</w:t>
+            </w:r>
+          </w:p>
+        </w:tc>
+        <w:tc>
+          <w:tcPr>
+            <w:tcW w:w="0" w:type="auto"/>
+            <w:vAlign w:val="center"/>
+            <w:hideMark/>
+          </w:tcPr>
+          <w:p>
+            <w:pPr>
+              <w:rPr>
+                <w:b/>
+                <w:bCs/>
+              </w:rPr>
+            </w:pPr>
+            <w:r>
+              <w:rPr>
+                <w:b/>
+                <w:bCs/>
+              </w:rPr>
+              <w:t>Core Features to Include</w:t>
             </w:r>
           </w:p>
         </w:tc>
@@ -1084,65 +1015,46 @@
         <w:tc>
           <w:tcPr>
             <w:tcW w:w="0" w:type="auto"/>
-            <w:tcBorders>
-              <w:top w:val="single" w:sz="6" w:space="0" w:color="auto"/>
-              <w:left w:val="single" w:sz="6" w:space="0" w:color="auto"/>
-              <w:bottom w:val="single" w:sz="6" w:space="0" w:color="auto"/>
-              <w:right w:val="single" w:sz="6" w:space="0" w:color="auto"/>
-            </w:tcBorders>
-            <w:vAlign w:val="center"/>
-            <w:hideMark/>
-          </w:tcPr>
-          <w:p>
-            <w:r>
-              <w:rPr>
-                <w:b/>
-                <w:bCs/>
-              </w:rPr>
-              <w:t>Basic MVP</w:t>
-            </w:r>
-            <w:r>
-              <w:t xml:space="preserve"> (Core features, 1-2 compliance zones)</w:t>
-            </w:r>
-          </w:p>
-        </w:tc>
-        <w:tc>
-          <w:tcPr>
-            <w:tcW w:w="0" w:type="auto"/>
-            <w:tcBorders>
-              <w:top w:val="single" w:sz="6" w:space="0" w:color="auto"/>
-              <w:left w:val="single" w:sz="6" w:space="0" w:color="auto"/>
-              <w:bottom w:val="single" w:sz="6" w:space="0" w:color="auto"/>
-              <w:right w:val="single" w:sz="6" w:space="0" w:color="auto"/>
-            </w:tcBorders>
-            <w:vAlign w:val="center"/>
-            <w:hideMark/>
-          </w:tcPr>
-          <w:p>
-            <w:r>
-              <w:rPr>
-                <w:b/>
-                <w:bCs/>
-              </w:rPr>
-              <w:t>$40,000 – $120,000</w:t>
-            </w:r>
-          </w:p>
-        </w:tc>
-        <w:tc>
-          <w:tcPr>
-            <w:tcW w:w="0" w:type="auto"/>
-            <w:tcBorders>
-              <w:top w:val="single" w:sz="6" w:space="0" w:color="auto"/>
-              <w:left w:val="single" w:sz="6" w:space="0" w:color="auto"/>
-              <w:bottom w:val="single" w:sz="6" w:space="0" w:color="auto"/>
-              <w:right w:val="single" w:sz="6" w:space="0" w:color="auto"/>
-            </w:tcBorders>
-            <w:vAlign w:val="center"/>
-            <w:hideMark/>
-          </w:tcPr>
-          <w:p>
-            <w:r>
-              <w:t>3-5 Months</w:t>
+            <w:vAlign w:val="center"/>
+            <w:hideMark/>
+          </w:tcPr>
+          <w:p>
+            <w:r>
+              <w:rPr>
+                <w:b/>
+                <w:bCs/>
+              </w:rPr>
+              <w:t>Personal Demographics:</w:t>
+            </w:r>
+            <w:r>
+              <w:t xml:space="preserve"> Name, DOB, Contact Info, </w:t>
+            </w:r>
+            <w:proofErr w:type="spellStart"/>
+            <w:r>
+              <w:t>Timezone</w:t>
+            </w:r>
+            <w:proofErr w:type="spellEnd"/>
+            <w:r>
+              <w:t>, Preferred Language.</w:t>
+            </w:r>
+          </w:p>
+        </w:tc>
+        <w:tc>
+          <w:tcPr>
+            <w:tcW w:w="0" w:type="auto"/>
+            <w:vAlign w:val="center"/>
+            <w:hideMark/>
+          </w:tcPr>
+          <w:p>
+            <w:r>
+              <w:rPr>
+                <w:b/>
+                <w:bCs/>
+              </w:rPr>
+              <w:t>Doctor Search &amp; Filter:</w:t>
+            </w:r>
+            <w:r>
+              <w:t xml:space="preserve"> Search by Specialization, Language spoken, Country, Fee, and Availability.</w:t>
             </w:r>
           </w:p>
         </w:tc>
@@ -1154,65 +1066,1087 @@
         <w:tc>
           <w:tcPr>
             <w:tcW w:w="0" w:type="auto"/>
-            <w:tcBorders>
-              <w:top w:val="single" w:sz="6" w:space="0" w:color="auto"/>
-              <w:left w:val="single" w:sz="6" w:space="0" w:color="auto"/>
-              <w:bottom w:val="single" w:sz="6" w:space="0" w:color="auto"/>
-              <w:right w:val="single" w:sz="6" w:space="0" w:color="auto"/>
-            </w:tcBorders>
-            <w:vAlign w:val="center"/>
-            <w:hideMark/>
-          </w:tcPr>
-          <w:p>
-            <w:r>
-              <w:rPr>
-                <w:b/>
-                <w:bCs/>
-              </w:rPr>
-              <w:t>Full-Featured Global Platform</w:t>
-            </w:r>
-            <w:r>
-              <w:t xml:space="preserve"> (EHR integration, full global compliance)</w:t>
-            </w:r>
-          </w:p>
-        </w:tc>
-        <w:tc>
-          <w:tcPr>
-            <w:tcW w:w="0" w:type="auto"/>
-            <w:tcBorders>
-              <w:top w:val="single" w:sz="6" w:space="0" w:color="auto"/>
-              <w:left w:val="single" w:sz="6" w:space="0" w:color="auto"/>
-              <w:bottom w:val="single" w:sz="6" w:space="0" w:color="auto"/>
-              <w:right w:val="single" w:sz="6" w:space="0" w:color="auto"/>
-            </w:tcBorders>
-            <w:vAlign w:val="center"/>
-            <w:hideMark/>
-          </w:tcPr>
-          <w:p>
-            <w:r>
-              <w:rPr>
-                <w:b/>
-                <w:bCs/>
-              </w:rPr>
-              <w:t>$150,000 – $350,000+</w:t>
-            </w:r>
-          </w:p>
-        </w:tc>
-        <w:tc>
-          <w:tcPr>
-            <w:tcW w:w="0" w:type="auto"/>
-            <w:tcBorders>
-              <w:top w:val="single" w:sz="6" w:space="0" w:color="auto"/>
-              <w:left w:val="single" w:sz="6" w:space="0" w:color="auto"/>
-              <w:bottom w:val="single" w:sz="6" w:space="0" w:color="auto"/>
-              <w:right w:val="single" w:sz="6" w:space="0" w:color="auto"/>
-            </w:tcBorders>
-            <w:vAlign w:val="center"/>
-            <w:hideMark/>
-          </w:tcPr>
-          <w:p>
-            <w:r>
-              <w:t>6-12+ Months</w:t>
+            <w:vAlign w:val="center"/>
+            <w:hideMark/>
+          </w:tcPr>
+          <w:p>
+            <w:r>
+              <w:rPr>
+                <w:b/>
+                <w:bCs/>
+              </w:rPr>
+              <w:t>Electronic Health Record (PHR):</w:t>
+            </w:r>
+            <w:r>
+              <w:t xml:space="preserve"> Allergies, Medications, Medical History, Lab Results (securely uploaded).</w:t>
+            </w:r>
+          </w:p>
+        </w:tc>
+        <w:tc>
+          <w:tcPr>
+            <w:tcW w:w="0" w:type="auto"/>
+            <w:vAlign w:val="center"/>
+            <w:hideMark/>
+          </w:tcPr>
+          <w:p>
+            <w:r>
+              <w:rPr>
+                <w:b/>
+                <w:bCs/>
+              </w:rPr>
+              <w:t>Geo-Locator &amp; Hospital Finder:</w:t>
+            </w:r>
+            <w:r>
+              <w:t xml:space="preserve"> Automatically detect user location and list the </w:t>
+            </w:r>
+            <w:r>
+              <w:rPr>
+                <w:b/>
+                <w:bCs/>
+              </w:rPr>
+              <w:t>closest hospitals</w:t>
+            </w:r>
+            <w:r>
+              <w:t xml:space="preserve"> with distance, direction, and estimated travel time using LBS.</w:t>
+            </w:r>
+          </w:p>
+        </w:tc>
+      </w:tr>
+      <w:tr>
+        <w:trPr>
+          <w:tblCellSpacing w:w="15" w:type="dxa"/>
+        </w:trPr>
+        <w:tc>
+          <w:tcPr>
+            <w:tcW w:w="0" w:type="auto"/>
+            <w:vAlign w:val="center"/>
+            <w:hideMark/>
+          </w:tcPr>
+          <w:p>
+            <w:r>
+              <w:rPr>
+                <w:b/>
+                <w:bCs/>
+              </w:rPr>
+              <w:t>Insurance/Billing Information:</w:t>
+            </w:r>
+            <w:r>
+              <w:t xml:space="preserve"> Policy details, Payment methods (encrypted).</w:t>
+            </w:r>
+          </w:p>
+        </w:tc>
+        <w:tc>
+          <w:tcPr>
+            <w:tcW w:w="0" w:type="auto"/>
+            <w:vAlign w:val="center"/>
+            <w:hideMark/>
+          </w:tcPr>
+          <w:p>
+            <w:r>
+              <w:rPr>
+                <w:b/>
+                <w:bCs/>
+              </w:rPr>
+              <w:t>Synchronous Consultation:</w:t>
+            </w:r>
+            <w:r>
+              <w:t xml:space="preserve"> Secure, end-to-end encrypted video and audio calls with dynamic quality adjustment.</w:t>
+            </w:r>
+          </w:p>
+        </w:tc>
+      </w:tr>
+      <w:tr>
+        <w:trPr>
+          <w:tblCellSpacing w:w="15" w:type="dxa"/>
+        </w:trPr>
+        <w:tc>
+          <w:tcPr>
+            <w:tcW w:w="0" w:type="auto"/>
+            <w:vAlign w:val="center"/>
+            <w:hideMark/>
+          </w:tcPr>
+          <w:p>
+            <w:r>
+              <w:rPr>
+                <w:b/>
+                <w:bCs/>
+              </w:rPr>
+              <w:t>Consent &amp; Logs:</w:t>
+            </w:r>
+            <w:r>
+              <w:t xml:space="preserve"> Detailed logs of data access and consent agreements for cross-border data sharing.</w:t>
+            </w:r>
+          </w:p>
+        </w:tc>
+        <w:tc>
+          <w:tcPr>
+            <w:tcW w:w="0" w:type="auto"/>
+            <w:vAlign w:val="center"/>
+            <w:hideMark/>
+          </w:tcPr>
+          <w:p>
+            <w:r>
+              <w:rPr>
+                <w:b/>
+                <w:bCs/>
+              </w:rPr>
+              <w:t>Appointment Management:</w:t>
+            </w:r>
+            <w:r>
+              <w:t xml:space="preserve"> Booking, rescheduling, cancellation, and automated reminders (push/email).</w:t>
+            </w:r>
+          </w:p>
+        </w:tc>
+      </w:tr>
+    </w:tbl>
+    <w:p>
+      <w:pPr>
+        <w:rPr>
+          <w:b/>
+          <w:bCs/>
+        </w:rPr>
+      </w:pPr>
+    </w:p>
+    <w:p>
+      <w:pPr>
+        <w:rPr>
+          <w:b/>
+          <w:bCs/>
+        </w:rPr>
+      </w:pPr>
+    </w:p>
+    <w:p>
+      <w:pPr>
+        <w:rPr>
+          <w:b/>
+          <w:bCs/>
+        </w:rPr>
+      </w:pPr>
+    </w:p>
+    <w:p>
+      <w:pPr>
+        <w:rPr>
+          <w:b/>
+          <w:bCs/>
+        </w:rPr>
+      </w:pPr>
+    </w:p>
+    <w:p>
+      <w:pPr>
+        <w:rPr>
+          <w:b/>
+          <w:bCs/>
+        </w:rPr>
+      </w:pPr>
+    </w:p>
+    <w:p>
+      <w:pPr>
+        <w:rPr>
+          <w:b/>
+          <w:bCs/>
+        </w:rPr>
+      </w:pPr>
+    </w:p>
+    <w:p>
+      <w:pPr>
+        <w:rPr>
+          <w:b/>
+          <w:bCs/>
+        </w:rPr>
+      </w:pPr>
+    </w:p>
+    <w:p>
+      <w:pPr>
+        <w:rPr>
+          <w:b/>
+          <w:bCs/>
+        </w:rPr>
+      </w:pPr>
+    </w:p>
+    <w:p>
+      <w:pPr>
+        <w:rPr>
+          <w:b/>
+          <w:bCs/>
+        </w:rPr>
+      </w:pPr>
+      <w:r>
+        <w:rPr>
+          <w:b/>
+          <w:bCs/>
+        </w:rPr>
+        <w:lastRenderedPageBreak/>
+        <w:t xml:space="preserve">2. </w:t>
+      </w:r>
+      <w:r>
+        <w:rPr>
+          <w:rFonts w:ascii="Segoe UI Emoji" w:hAnsi="Segoe UI Emoji" w:cs="Segoe UI Emoji"/>
+          <w:b/>
+          <w:bCs/>
+        </w:rPr>
+        <w:t>👨</w:t>
+      </w:r>
+      <w:r>
+        <w:rPr>
+          <w:b/>
+          <w:bCs/>
+        </w:rPr>
+        <w:t>‍</w:t>
+      </w:r>
+      <w:r>
+        <w:rPr>
+          <w:rFonts w:ascii="Segoe UI Emoji" w:hAnsi="Segoe UI Emoji" w:cs="Segoe UI Emoji"/>
+          <w:b/>
+          <w:bCs/>
+        </w:rPr>
+        <w:t>⚕️</w:t>
+      </w:r>
+      <w:r>
+        <w:rPr>
+          <w:b/>
+          <w:bCs/>
+        </w:rPr>
+        <w:t xml:space="preserve"> Doctor Module</w:t>
+      </w:r>
+    </w:p>
+    <w:p>
+      <w:r>
+        <w:rPr>
+          <w:b/>
+          <w:bCs/>
+        </w:rPr>
+        <w:t>Objective:</w:t>
+      </w:r>
+      <w:r>
+        <w:t xml:space="preserve"> To manage availability, conduct virtual consultations, and access patient health records securely.</w:t>
+      </w:r>
+    </w:p>
+    <w:tbl>
+      <w:tblPr>
+        <w:tblW w:w="0" w:type="auto"/>
+        <w:tblCellSpacing w:w="15" w:type="dxa"/>
+        <w:tblCellMar>
+          <w:top w:w="15" w:type="dxa"/>
+          <w:left w:w="15" w:type="dxa"/>
+          <w:bottom w:w="15" w:type="dxa"/>
+          <w:right w:w="15" w:type="dxa"/>
+        </w:tblCellMar>
+        <w:tblLook w:val="04A0" w:firstRow="1" w:lastRow="0" w:firstColumn="1" w:lastColumn="0" w:noHBand="0" w:noVBand="1"/>
+      </w:tblPr>
+      <w:tblGrid>
+        <w:gridCol w:w="4521"/>
+        <w:gridCol w:w="4839"/>
+      </w:tblGrid>
+      <w:tr>
+        <w:trPr>
+          <w:tblCellSpacing w:w="15" w:type="dxa"/>
+        </w:trPr>
+        <w:tc>
+          <w:tcPr>
+            <w:tcW w:w="0" w:type="auto"/>
+            <w:vAlign w:val="center"/>
+            <w:hideMark/>
+          </w:tcPr>
+          <w:p>
+            <w:pPr>
+              <w:rPr>
+                <w:b/>
+                <w:bCs/>
+              </w:rPr>
+            </w:pPr>
+            <w:r>
+              <w:rPr>
+                <w:b/>
+                <w:bCs/>
+              </w:rPr>
+              <w:t>Mandatory Information to Manage (Credentials/Professional Data)</w:t>
+            </w:r>
+          </w:p>
+        </w:tc>
+        <w:tc>
+          <w:tcPr>
+            <w:tcW w:w="0" w:type="auto"/>
+            <w:vAlign w:val="center"/>
+            <w:hideMark/>
+          </w:tcPr>
+          <w:p>
+            <w:pPr>
+              <w:rPr>
+                <w:b/>
+                <w:bCs/>
+              </w:rPr>
+            </w:pPr>
+            <w:r>
+              <w:rPr>
+                <w:b/>
+                <w:bCs/>
+              </w:rPr>
+              <w:t>Core Features to Include</w:t>
+            </w:r>
+          </w:p>
+        </w:tc>
+      </w:tr>
+      <w:tr>
+        <w:trPr>
+          <w:tblCellSpacing w:w="15" w:type="dxa"/>
+        </w:trPr>
+        <w:tc>
+          <w:tcPr>
+            <w:tcW w:w="0" w:type="auto"/>
+            <w:vAlign w:val="center"/>
+            <w:hideMark/>
+          </w:tcPr>
+          <w:p>
+            <w:r>
+              <w:rPr>
+                <w:b/>
+                <w:bCs/>
+              </w:rPr>
+              <w:t>Professional Profile:</w:t>
+            </w:r>
+            <w:r>
+              <w:t xml:space="preserve"> Credentials, Medical License/Registration ID, Specialization, Years of Experience, Reviews/Ratings.</w:t>
+            </w:r>
+          </w:p>
+        </w:tc>
+        <w:tc>
+          <w:tcPr>
+            <w:tcW w:w="0" w:type="auto"/>
+            <w:vAlign w:val="center"/>
+            <w:hideMark/>
+          </w:tcPr>
+          <w:p>
+            <w:r>
+              <w:rPr>
+                <w:b/>
+                <w:bCs/>
+              </w:rPr>
+              <w:t>Calendar &amp; Availability Management:</w:t>
+            </w:r>
+            <w:r>
+              <w:t xml:space="preserve"> Block out time slots, manage global time zones, and set consultation duration/fees.</w:t>
+            </w:r>
+          </w:p>
+        </w:tc>
+      </w:tr>
+      <w:tr>
+        <w:trPr>
+          <w:tblCellSpacing w:w="15" w:type="dxa"/>
+        </w:trPr>
+        <w:tc>
+          <w:tcPr>
+            <w:tcW w:w="0" w:type="auto"/>
+            <w:vAlign w:val="center"/>
+            <w:hideMark/>
+          </w:tcPr>
+          <w:p>
+            <w:r>
+              <w:rPr>
+                <w:b/>
+                <w:bCs/>
+              </w:rPr>
+              <w:t>Consultation History:</w:t>
+            </w:r>
+            <w:r>
+              <w:t xml:space="preserve"> Logs of all virtual visits, digital consultation notes, and prescriptions issued.</w:t>
+            </w:r>
+          </w:p>
+        </w:tc>
+        <w:tc>
+          <w:tcPr>
+            <w:tcW w:w="0" w:type="auto"/>
+            <w:vAlign w:val="center"/>
+            <w:hideMark/>
+          </w:tcPr>
+          <w:p>
+            <w:r>
+              <w:rPr>
+                <w:b/>
+                <w:bCs/>
+              </w:rPr>
+              <w:t>Patient Record Access:</w:t>
+            </w:r>
+            <w:r>
+              <w:t xml:space="preserve"> Secure, read-only access to the patient's PHR/PHR uploads (must require explicit patient consent for viewing).</w:t>
+            </w:r>
+          </w:p>
+        </w:tc>
+      </w:tr>
+      <w:tr>
+        <w:trPr>
+          <w:tblCellSpacing w:w="15" w:type="dxa"/>
+        </w:trPr>
+        <w:tc>
+          <w:tcPr>
+            <w:tcW w:w="0" w:type="auto"/>
+            <w:vAlign w:val="center"/>
+            <w:hideMark/>
+          </w:tcPr>
+          <w:p>
+            <w:r>
+              <w:rPr>
+                <w:b/>
+                <w:bCs/>
+              </w:rPr>
+              <w:t>Billing &amp; Pricing:</w:t>
+            </w:r>
+            <w:r>
+              <w:t xml:space="preserve"> Consultation fees by service type, local tax information, payout details.</w:t>
+            </w:r>
+          </w:p>
+        </w:tc>
+        <w:tc>
+          <w:tcPr>
+            <w:tcW w:w="0" w:type="auto"/>
+            <w:vAlign w:val="center"/>
+            <w:hideMark/>
+          </w:tcPr>
+          <w:p>
+            <w:r>
+              <w:rPr>
+                <w:b/>
+                <w:bCs/>
+              </w:rPr>
+              <w:t>E-Prescription Generation:</w:t>
+            </w:r>
+            <w:r>
+              <w:t xml:space="preserve"> Ability to digitally write and send secure prescriptions to the patient's local pharmacy network (requires API integration).</w:t>
+            </w:r>
+          </w:p>
+        </w:tc>
+      </w:tr>
+      <w:tr>
+        <w:trPr>
+          <w:tblCellSpacing w:w="15" w:type="dxa"/>
+        </w:trPr>
+        <w:tc>
+          <w:tcPr>
+            <w:tcW w:w="0" w:type="auto"/>
+            <w:vAlign w:val="center"/>
+            <w:hideMark/>
+          </w:tcPr>
+          <w:p>
+            <w:r>
+              <w:rPr>
+                <w:b/>
+                <w:bCs/>
+              </w:rPr>
+              <w:t>Language &amp; Location:</w:t>
+            </w:r>
+            <w:r>
+              <w:t xml:space="preserve"> Languages spoken, country of practice (crucial for licensure verification).</w:t>
+            </w:r>
+          </w:p>
+        </w:tc>
+        <w:tc>
+          <w:tcPr>
+            <w:tcW w:w="0" w:type="auto"/>
+            <w:vAlign w:val="center"/>
+            <w:hideMark/>
+          </w:tcPr>
+          <w:p>
+            <w:r>
+              <w:rPr>
+                <w:b/>
+                <w:bCs/>
+              </w:rPr>
+              <w:t>Real-time Translation/Subtitles:</w:t>
+            </w:r>
+            <w:r>
+              <w:t xml:space="preserve"> Tools to bridge communication gaps during video calls for international patients.</w:t>
+            </w:r>
+          </w:p>
+        </w:tc>
+      </w:tr>
+    </w:tbl>
+    <w:p>
+      <w:pPr>
+        <w:rPr>
+          <w:b/>
+          <w:bCs/>
+        </w:rPr>
+      </w:pPr>
+    </w:p>
+    <w:p>
+      <w:pPr>
+        <w:rPr>
+          <w:b/>
+          <w:bCs/>
+        </w:rPr>
+      </w:pPr>
+    </w:p>
+    <w:p>
+      <w:pPr>
+        <w:rPr>
+          <w:b/>
+          <w:bCs/>
+        </w:rPr>
+      </w:pPr>
+    </w:p>
+    <w:p>
+      <w:pPr>
+        <w:rPr>
+          <w:b/>
+          <w:bCs/>
+        </w:rPr>
+      </w:pPr>
+    </w:p>
+    <w:p>
+      <w:pPr>
+        <w:rPr>
+          <w:b/>
+          <w:bCs/>
+        </w:rPr>
+      </w:pPr>
+    </w:p>
+    <w:p>
+      <w:pPr>
+        <w:rPr>
+          <w:b/>
+          <w:bCs/>
+        </w:rPr>
+      </w:pPr>
+    </w:p>
+    <w:p>
+      <w:pPr>
+        <w:rPr>
+          <w:b/>
+          <w:bCs/>
+        </w:rPr>
+      </w:pPr>
+    </w:p>
+    <w:p>
+      <w:pPr>
+        <w:rPr>
+          <w:b/>
+          <w:bCs/>
+        </w:rPr>
+      </w:pPr>
+    </w:p>
+    <w:p>
+      <w:pPr>
+        <w:rPr>
+          <w:b/>
+          <w:bCs/>
+        </w:rPr>
+      </w:pPr>
+    </w:p>
+    <w:p>
+      <w:pPr>
+        <w:rPr>
+          <w:b/>
+          <w:bCs/>
+        </w:rPr>
+      </w:pPr>
+    </w:p>
+    <w:p>
+      <w:pPr>
+        <w:rPr>
+          <w:b/>
+          <w:bCs/>
+        </w:rPr>
+      </w:pPr>
+    </w:p>
+    <w:p>
+      <w:pPr>
+        <w:rPr>
+          <w:b/>
+          <w:bCs/>
+        </w:rPr>
+      </w:pPr>
+      <w:r>
+        <w:rPr>
+          <w:b/>
+          <w:bCs/>
+        </w:rPr>
+        <w:lastRenderedPageBreak/>
+        <w:t xml:space="preserve">3. </w:t>
+      </w:r>
+      <w:r>
+        <w:rPr>
+          <w:rFonts w:ascii="Segoe UI Emoji" w:hAnsi="Segoe UI Emoji" w:cs="Segoe UI Emoji"/>
+          <w:b/>
+          <w:bCs/>
+        </w:rPr>
+        <w:t>🏥</w:t>
+      </w:r>
+      <w:r>
+        <w:rPr>
+          <w:b/>
+          <w:bCs/>
+        </w:rPr>
+        <w:t xml:space="preserve"> Hospital &amp; Clinic Module</w:t>
+      </w:r>
+    </w:p>
+    <w:p>
+      <w:r>
+        <w:rPr>
+          <w:b/>
+          <w:bCs/>
+        </w:rPr>
+        <w:t>Objective:</w:t>
+      </w:r>
+      <w:r>
+        <w:t xml:space="preserve"> To maintain accurate, geo-coded data on physical facilities and list available services for patients needing in-person care.</w:t>
+      </w:r>
+    </w:p>
+    <w:tbl>
+      <w:tblPr>
+        <w:tblW w:w="0" w:type="auto"/>
+        <w:tblCellSpacing w:w="15" w:type="dxa"/>
+        <w:tblCellMar>
+          <w:top w:w="15" w:type="dxa"/>
+          <w:left w:w="15" w:type="dxa"/>
+          <w:bottom w:w="15" w:type="dxa"/>
+          <w:right w:w="15" w:type="dxa"/>
+        </w:tblCellMar>
+        <w:tblLook w:val="04A0" w:firstRow="1" w:lastRow="0" w:firstColumn="1" w:lastColumn="0" w:noHBand="0" w:noVBand="1"/>
+      </w:tblPr>
+      <w:tblGrid>
+        <w:gridCol w:w="4674"/>
+        <w:gridCol w:w="4686"/>
+      </w:tblGrid>
+      <w:tr>
+        <w:trPr>
+          <w:tblCellSpacing w:w="15" w:type="dxa"/>
+        </w:trPr>
+        <w:tc>
+          <w:tcPr>
+            <w:tcW w:w="0" w:type="auto"/>
+            <w:vAlign w:val="center"/>
+            <w:hideMark/>
+          </w:tcPr>
+          <w:p>
+            <w:pPr>
+              <w:rPr>
+                <w:b/>
+                <w:bCs/>
+              </w:rPr>
+            </w:pPr>
+            <w:r>
+              <w:rPr>
+                <w:b/>
+                <w:bCs/>
+              </w:rPr>
+              <w:t>Mandatory Information to Manage (Geographical &amp; Service Data)</w:t>
+            </w:r>
+          </w:p>
+        </w:tc>
+        <w:tc>
+          <w:tcPr>
+            <w:tcW w:w="0" w:type="auto"/>
+            <w:vAlign w:val="center"/>
+            <w:hideMark/>
+          </w:tcPr>
+          <w:p>
+            <w:pPr>
+              <w:rPr>
+                <w:b/>
+                <w:bCs/>
+              </w:rPr>
+            </w:pPr>
+            <w:r>
+              <w:rPr>
+                <w:b/>
+                <w:bCs/>
+              </w:rPr>
+              <w:t>Core Features to Include</w:t>
+            </w:r>
+          </w:p>
+        </w:tc>
+      </w:tr>
+      <w:tr>
+        <w:trPr>
+          <w:tblCellSpacing w:w="15" w:type="dxa"/>
+        </w:trPr>
+        <w:tc>
+          <w:tcPr>
+            <w:tcW w:w="0" w:type="auto"/>
+            <w:vAlign w:val="center"/>
+            <w:hideMark/>
+          </w:tcPr>
+          <w:p>
+            <w:r>
+              <w:rPr>
+                <w:b/>
+                <w:bCs/>
+              </w:rPr>
+              <w:t>Facility Profile:</w:t>
+            </w:r>
+            <w:r>
+              <w:t xml:space="preserve"> Name, Address, Contact Info, Official Website, Operating Hours.</w:t>
+            </w:r>
+          </w:p>
+        </w:tc>
+        <w:tc>
+          <w:tcPr>
+            <w:tcW w:w="0" w:type="auto"/>
+            <w:vAlign w:val="center"/>
+            <w:hideMark/>
+          </w:tcPr>
+          <w:p>
+            <w:r>
+              <w:rPr>
+                <w:b/>
+                <w:bCs/>
+              </w:rPr>
+              <w:t>Geo-coding Interface:</w:t>
+            </w:r>
+            <w:r>
+              <w:t xml:space="preserve"> Must allow manual input or map pin selection to capture precise </w:t>
+            </w:r>
+            <w:r>
+              <w:rPr>
+                <w:b/>
+                <w:bCs/>
+              </w:rPr>
+              <w:t>latitude and longitude</w:t>
+            </w:r>
+            <w:r>
+              <w:t xml:space="preserve"> coordinates.</w:t>
+            </w:r>
+          </w:p>
+        </w:tc>
+      </w:tr>
+      <w:tr>
+        <w:trPr>
+          <w:tblCellSpacing w:w="15" w:type="dxa"/>
+        </w:trPr>
+        <w:tc>
+          <w:tcPr>
+            <w:tcW w:w="0" w:type="auto"/>
+            <w:vAlign w:val="center"/>
+            <w:hideMark/>
+          </w:tcPr>
+          <w:p>
+            <w:r>
+              <w:rPr>
+                <w:b/>
+                <w:bCs/>
+              </w:rPr>
+              <w:t>Service Catalog:</w:t>
+            </w:r>
+            <w:r>
+              <w:t xml:space="preserve"> List of departments (e.g., Cardiology, Emergency, Pediatric), offered services, and accepted insurances.</w:t>
+            </w:r>
+          </w:p>
+        </w:tc>
+        <w:tc>
+          <w:tcPr>
+            <w:tcW w:w="0" w:type="auto"/>
+            <w:vAlign w:val="center"/>
+            <w:hideMark/>
+          </w:tcPr>
+          <w:p>
+            <w:r>
+              <w:rPr>
+                <w:b/>
+                <w:bCs/>
+              </w:rPr>
+              <w:t>Emergency Status Flag:</w:t>
+            </w:r>
+            <w:r>
+              <w:t xml:space="preserve"> A setting to indicate if the facility's Emergency Room (ER) is currently open, busy, or at capacity.</w:t>
+            </w:r>
+          </w:p>
+        </w:tc>
+      </w:tr>
+      <w:tr>
+        <w:trPr>
+          <w:tblCellSpacing w:w="15" w:type="dxa"/>
+        </w:trPr>
+        <w:tc>
+          <w:tcPr>
+            <w:tcW w:w="0" w:type="auto"/>
+            <w:vAlign w:val="center"/>
+            <w:hideMark/>
+          </w:tcPr>
+          <w:p>
+            <w:r>
+              <w:rPr>
+                <w:b/>
+                <w:bCs/>
+              </w:rPr>
+              <w:t>Staff Doctor Roster:</w:t>
+            </w:r>
+            <w:r>
+              <w:t xml:space="preserve"> Integration point to link employed doctors to the facility's profile.</w:t>
+            </w:r>
+          </w:p>
+        </w:tc>
+        <w:tc>
+          <w:tcPr>
+            <w:tcW w:w="0" w:type="auto"/>
+            <w:vAlign w:val="center"/>
+            <w:hideMark/>
+          </w:tcPr>
+          <w:p>
+            <w:r>
+              <w:rPr>
+                <w:b/>
+                <w:bCs/>
+              </w:rPr>
+              <w:t>Mapping Integration:</w:t>
+            </w:r>
+            <w:r>
+              <w:t xml:space="preserve"> Verify and display location data on a live map within the system.</w:t>
+            </w:r>
+          </w:p>
+        </w:tc>
+      </w:tr>
+    </w:tbl>
+    <w:p>
+      <w:pPr>
+        <w:rPr>
+          <w:b/>
+          <w:bCs/>
+        </w:rPr>
+      </w:pPr>
+      <w:r>
+        <w:rPr>
+          <w:b/>
+          <w:bCs/>
+        </w:rPr>
+        <w:t xml:space="preserve">4. </w:t>
+      </w:r>
+      <w:r>
+        <w:rPr>
+          <w:rFonts w:ascii="Segoe UI Emoji" w:hAnsi="Segoe UI Emoji" w:cs="Segoe UI Emoji"/>
+          <w:b/>
+          <w:bCs/>
+        </w:rPr>
+        <w:t>⚙️</w:t>
+      </w:r>
+      <w:r>
+        <w:rPr>
+          <w:b/>
+          <w:bCs/>
+        </w:rPr>
+        <w:t xml:space="preserve"> Administrator Module (System Control)</w:t>
+      </w:r>
+    </w:p>
+    <w:p>
+      <w:r>
+        <w:rPr>
+          <w:b/>
+          <w:bCs/>
+        </w:rPr>
+        <w:t>Objective:</w:t>
+      </w:r>
+      <w:r>
+        <w:t xml:space="preserve"> To ensure system integrity, compliance, and smooth operation by overseeing all users and content.</w:t>
+      </w:r>
+    </w:p>
+    <w:tbl>
+      <w:tblPr>
+        <w:tblW w:w="0" w:type="auto"/>
+        <w:tblCellSpacing w:w="15" w:type="dxa"/>
+        <w:tblCellMar>
+          <w:top w:w="15" w:type="dxa"/>
+          <w:left w:w="15" w:type="dxa"/>
+          <w:bottom w:w="15" w:type="dxa"/>
+          <w:right w:w="15" w:type="dxa"/>
+        </w:tblCellMar>
+        <w:tblLook w:val="04A0" w:firstRow="1" w:lastRow="0" w:firstColumn="1" w:lastColumn="0" w:noHBand="0" w:noVBand="1"/>
+      </w:tblPr>
+      <w:tblGrid>
+        <w:gridCol w:w="4872"/>
+        <w:gridCol w:w="4488"/>
+      </w:tblGrid>
+      <w:tr>
+        <w:trPr>
+          <w:tblCellSpacing w:w="15" w:type="dxa"/>
+        </w:trPr>
+        <w:tc>
+          <w:tcPr>
+            <w:tcW w:w="0" w:type="auto"/>
+            <w:vAlign w:val="center"/>
+            <w:hideMark/>
+          </w:tcPr>
+          <w:p>
+            <w:pPr>
+              <w:rPr>
+                <w:b/>
+                <w:bCs/>
+              </w:rPr>
+            </w:pPr>
+            <w:r>
+              <w:rPr>
+                <w:b/>
+                <w:bCs/>
+              </w:rPr>
+              <w:t>Mandatory Information to Manage (Audit &amp; System Data)</w:t>
+            </w:r>
+          </w:p>
+        </w:tc>
+        <w:tc>
+          <w:tcPr>
+            <w:tcW w:w="0" w:type="auto"/>
+            <w:vAlign w:val="center"/>
+            <w:hideMark/>
+          </w:tcPr>
+          <w:p>
+            <w:pPr>
+              <w:rPr>
+                <w:b/>
+                <w:bCs/>
+              </w:rPr>
+            </w:pPr>
+            <w:r>
+              <w:rPr>
+                <w:b/>
+                <w:bCs/>
+              </w:rPr>
+              <w:t>Core Features to Include</w:t>
+            </w:r>
+          </w:p>
+        </w:tc>
+      </w:tr>
+      <w:tr>
+        <w:trPr>
+          <w:tblCellSpacing w:w="15" w:type="dxa"/>
+        </w:trPr>
+        <w:tc>
+          <w:tcPr>
+            <w:tcW w:w="0" w:type="auto"/>
+            <w:vAlign w:val="center"/>
+            <w:hideMark/>
+          </w:tcPr>
+          <w:p>
+            <w:r>
+              <w:rPr>
+                <w:b/>
+                <w:bCs/>
+              </w:rPr>
+              <w:t>Audit Logs:</w:t>
+            </w:r>
+            <w:r>
+              <w:t xml:space="preserve"> Detailed, immutable logs of all sensitive actions (e.g., data access, account deletion, PHR upload).</w:t>
+            </w:r>
+          </w:p>
+        </w:tc>
+        <w:tc>
+          <w:tcPr>
+            <w:tcW w:w="0" w:type="auto"/>
+            <w:vAlign w:val="center"/>
+            <w:hideMark/>
+          </w:tcPr>
+          <w:p>
+            <w:r>
+              <w:rPr>
+                <w:b/>
+                <w:bCs/>
+              </w:rPr>
+              <w:t>User Verification &amp; Moderation:</w:t>
+            </w:r>
+            <w:r>
+              <w:t xml:space="preserve"> Tools to review and approve </w:t>
+            </w:r>
+            <w:r>
+              <w:rPr>
+                <w:b/>
+                <w:bCs/>
+              </w:rPr>
+              <w:t>Doctor Licenses</w:t>
+            </w:r>
+            <w:r>
+              <w:t xml:space="preserve"> and </w:t>
+            </w:r>
+            <w:r>
+              <w:rPr>
+                <w:b/>
+                <w:bCs/>
+              </w:rPr>
+              <w:t>Hospital Legitimacy</w:t>
+            </w:r>
+            <w:r>
+              <w:t xml:space="preserve"> before they go live.</w:t>
+            </w:r>
+          </w:p>
+        </w:tc>
+      </w:tr>
+      <w:tr>
+        <w:trPr>
+          <w:tblCellSpacing w:w="15" w:type="dxa"/>
+        </w:trPr>
+        <w:tc>
+          <w:tcPr>
+            <w:tcW w:w="0" w:type="auto"/>
+            <w:vAlign w:val="center"/>
+            <w:hideMark/>
+          </w:tcPr>
+          <w:p>
+            <w:r>
+              <w:rPr>
+                <w:b/>
+                <w:bCs/>
+              </w:rPr>
+              <w:t>Master Data:</w:t>
+            </w:r>
+            <w:r>
+              <w:t xml:space="preserve"> CRUD operations for system-wide lists (Specializations, Currencies, International Compliance Forms).</w:t>
+            </w:r>
+          </w:p>
+        </w:tc>
+        <w:tc>
+          <w:tcPr>
+            <w:tcW w:w="0" w:type="auto"/>
+            <w:vAlign w:val="center"/>
+            <w:hideMark/>
+          </w:tcPr>
+          <w:p>
+            <w:r>
+              <w:rPr>
+                <w:b/>
+                <w:bCs/>
+              </w:rPr>
+              <w:t>Billing and Payout Oversight:</w:t>
+            </w:r>
+            <w:r>
+              <w:t xml:space="preserve"> Monitoring transaction fees, verifying doctor payouts, and resolving payment disputes.</w:t>
+            </w:r>
+          </w:p>
+        </w:tc>
+      </w:tr>
+      <w:tr>
+        <w:trPr>
+          <w:tblCellSpacing w:w="15" w:type="dxa"/>
+        </w:trPr>
+        <w:tc>
+          <w:tcPr>
+            <w:tcW w:w="0" w:type="auto"/>
+            <w:vAlign w:val="center"/>
+            <w:hideMark/>
+          </w:tcPr>
+          <w:p>
+            <w:r>
+              <w:rPr>
+                <w:b/>
+                <w:bCs/>
+              </w:rPr>
+              <w:t>Security Configuration:</w:t>
+            </w:r>
+            <w:r>
+              <w:t xml:space="preserve"> Management of RBAC policies, system encryption keys, and third-party API keys (e.g., payment gateways).</w:t>
+            </w:r>
+          </w:p>
+        </w:tc>
+        <w:tc>
+          <w:tcPr>
+            <w:tcW w:w="0" w:type="auto"/>
+            <w:vAlign w:val="center"/>
+            <w:hideMark/>
+          </w:tcPr>
+          <w:p>
+            <w:r>
+              <w:rPr>
+                <w:b/>
+                <w:bCs/>
+              </w:rPr>
+              <w:t>Compliance Dashboard:</w:t>
+            </w:r>
+            <w:r>
+              <w:t xml:space="preserve"> Real-time alerts for potential regulatory breaches (e.g., unauthorized data access attempts).</w:t>
             </w:r>
           </w:p>
         </w:tc>
@@ -1232,6 +2166,119 @@
 <file path=word/numbering.xml><?xml version="1.0" encoding="utf-8"?>
 <w:numbering xmlns:wpc="http://schemas.microsoft.com/office/word/2010/wordprocessingCanvas" xmlns:cx="http://schemas.microsoft.com/office/drawing/2014/chartex" xmlns:cx1="http://schemas.microsoft.com/office/drawing/2015/9/8/chartex" xmlns:cx2="http://schemas.microsoft.com/office/drawing/2015/10/21/chartex" xmlns:cx3="http://schemas.microsoft.com/office/drawing/2016/5/9/chartex" xmlns:cx4="http://schemas.microsoft.com/office/drawing/2016/5/10/chartex" xmlns:cx5="http://schemas.microsoft.com/office/drawing/2016/5/11/chartex" xmlns:cx6="http://schemas.microsoft.com/office/drawing/2016/5/12/chartex" xmlns:cx7="http://schemas.microsoft.com/office/drawing/2016/5/13/chartex" xmlns:cx8="http://schemas.microsoft.com/office/drawing/2016/5/14/chartex" xmlns:mc="http://schemas.openxmlformats.org/markup-compatibility/2006" xmlns:aink="http://schemas.microsoft.com/office/drawing/2016/ink" xmlns:am3d="http://schemas.microsoft.com/office/drawing/2017/model3d" xmlns:o="urn:schemas-microsoft-com:office:office" xmlns:oel="http://schemas.microsoft.com/office/2019/extlst" xmlns:r="http://schemas.openxmlformats.org/officeDocument/2006/relationships" xmlns:m="http://schemas.openxmlformats.org/officeDocument/2006/math" xmlns:v="urn:schemas-microsoft-com:vml" xmlns:wp14="http://schemas.microsoft.com/office/word/2010/wordprocessingDrawing" xmlns:wp="http://schemas.openxmlformats.org/drawingml/2006/wordprocessingDrawing" xmlns:w10="urn:schemas-microsoft-com:office:word" xmlns:w="http://schemas.openxmlformats.org/wordprocessingml/2006/main" xmlns:w14="http://schemas.microsoft.com/office/word/2010/wordml" xmlns:w15="http://schemas.microsoft.com/office/word/2012/wordml" xmlns:w16cex="http://schemas.microsoft.com/office/word/2018/wordml/cex" xmlns:w16cid="http://schemas.microsoft.com/office/word/2016/wordml/cid" xmlns:w16="http://schemas.microsoft.com/office/word/2018/wordml" xmlns:w16du="http://schemas.microsoft.com/office/word/2023/wordml/word16du" xmlns:w16sdtdh="http://schemas.microsoft.com/office/word/2020/wordml/sdtdatahash" xmlns:w16sdtfl="http://schemas.microsoft.com/office/word/2024/wordml/sdtformatlock" xmlns:w16se="http://schemas.microsoft.com/office/word/2015/wordml/symex" xmlns:wpg="http://schemas.microsoft.com/office/word/2010/wordprocessingGroup" xmlns:wpi="http://schemas.microsoft.com/office/word/2010/wordprocessingInk" xmlns:wne="http://schemas.microsoft.com/office/word/2006/wordml" xmlns:wps="http://schemas.microsoft.com/office/word/2010/wordprocessingShape" mc:Ignorable="w14 w15 w16se w16cid w16 w16cex w16sdtdh w16sdtfl w16du wp14">
   <w:abstractNum w:abstractNumId="0" w15:restartNumberingAfterBreak="0">
+    <w:nsid w:val="2DAA12FB"/>
+    <w:multiLevelType w:val="multilevel"/>
+    <w:tmpl w:val="C2D262FA"/>
+    <w:lvl w:ilvl="0">
+      <w:start w:val="1"/>
+      <w:numFmt w:val="decimal"/>
+      <w:lvlText w:val="%1."/>
+      <w:lvlJc w:val="left"/>
+      <w:pPr>
+        <w:tabs>
+          <w:tab w:val="num" w:pos="720"/>
+        </w:tabs>
+        <w:ind w:left="720" w:hanging="360"/>
+      </w:pPr>
+    </w:lvl>
+    <w:lvl w:ilvl="1" w:tentative="1">
+      <w:start w:val="1"/>
+      <w:numFmt w:val="decimal"/>
+      <w:lvlText w:val="%2."/>
+      <w:lvlJc w:val="left"/>
+      <w:pPr>
+        <w:tabs>
+          <w:tab w:val="num" w:pos="1440"/>
+        </w:tabs>
+        <w:ind w:left="1440" w:hanging="360"/>
+      </w:pPr>
+    </w:lvl>
+    <w:lvl w:ilvl="2" w:tentative="1">
+      <w:start w:val="1"/>
+      <w:numFmt w:val="decimal"/>
+      <w:lvlText w:val="%3."/>
+      <w:lvlJc w:val="left"/>
+      <w:pPr>
+        <w:tabs>
+          <w:tab w:val="num" w:pos="2160"/>
+        </w:tabs>
+        <w:ind w:left="2160" w:hanging="360"/>
+      </w:pPr>
+    </w:lvl>
+    <w:lvl w:ilvl="3" w:tentative="1">
+      <w:start w:val="1"/>
+      <w:numFmt w:val="decimal"/>
+      <w:lvlText w:val="%4."/>
+      <w:lvlJc w:val="left"/>
+      <w:pPr>
+        <w:tabs>
+          <w:tab w:val="num" w:pos="2880"/>
+        </w:tabs>
+        <w:ind w:left="2880" w:hanging="360"/>
+      </w:pPr>
+    </w:lvl>
+    <w:lvl w:ilvl="4" w:tentative="1">
+      <w:start w:val="1"/>
+      <w:numFmt w:val="decimal"/>
+      <w:lvlText w:val="%5."/>
+      <w:lvlJc w:val="left"/>
+      <w:pPr>
+        <w:tabs>
+          <w:tab w:val="num" w:pos="3600"/>
+        </w:tabs>
+        <w:ind w:left="3600" w:hanging="360"/>
+      </w:pPr>
+    </w:lvl>
+    <w:lvl w:ilvl="5" w:tentative="1">
+      <w:start w:val="1"/>
+      <w:numFmt w:val="decimal"/>
+      <w:lvlText w:val="%6."/>
+      <w:lvlJc w:val="left"/>
+      <w:pPr>
+        <w:tabs>
+          <w:tab w:val="num" w:pos="4320"/>
+        </w:tabs>
+        <w:ind w:left="4320" w:hanging="360"/>
+      </w:pPr>
+    </w:lvl>
+    <w:lvl w:ilvl="6" w:tentative="1">
+      <w:start w:val="1"/>
+      <w:numFmt w:val="decimal"/>
+      <w:lvlText w:val="%7."/>
+      <w:lvlJc w:val="left"/>
+      <w:pPr>
+        <w:tabs>
+          <w:tab w:val="num" w:pos="5040"/>
+        </w:tabs>
+        <w:ind w:left="5040" w:hanging="360"/>
+      </w:pPr>
+    </w:lvl>
+    <w:lvl w:ilvl="7" w:tentative="1">
+      <w:start w:val="1"/>
+      <w:numFmt w:val="decimal"/>
+      <w:lvlText w:val="%8."/>
+      <w:lvlJc w:val="left"/>
+      <w:pPr>
+        <w:tabs>
+          <w:tab w:val="num" w:pos="5760"/>
+        </w:tabs>
+        <w:ind w:left="5760" w:hanging="360"/>
+      </w:pPr>
+    </w:lvl>
+    <w:lvl w:ilvl="8" w:tentative="1">
+      <w:start w:val="1"/>
+      <w:numFmt w:val="decimal"/>
+      <w:lvlText w:val="%9."/>
+      <w:lvlJc w:val="left"/>
+      <w:pPr>
+        <w:tabs>
+          <w:tab w:val="num" w:pos="6480"/>
+        </w:tabs>
+        <w:ind w:left="6480" w:hanging="360"/>
+      </w:pPr>
+    </w:lvl>
+  </w:abstractNum>
+  <w:abstractNum w:abstractNumId="1" w15:restartNumberingAfterBreak="0">
     <w:nsid w:val="35D9738C"/>
     <w:multiLevelType w:val="multilevel"/>
     <w:tmpl w:val="2826B8CE"/>
@@ -1348,7 +2395,7 @@
       </w:pPr>
     </w:lvl>
   </w:abstractNum>
-  <w:abstractNum w:abstractNumId="1" w15:restartNumberingAfterBreak="0">
+  <w:abstractNum w:abstractNumId="2" w15:restartNumberingAfterBreak="0">
     <w:nsid w:val="4B0B16C4"/>
     <w:multiLevelType w:val="multilevel"/>
     <w:tmpl w:val="06729E60"/>
@@ -1497,7 +2544,7 @@
       </w:rPr>
     </w:lvl>
   </w:abstractNum>
-  <w:abstractNum w:abstractNumId="2" w15:restartNumberingAfterBreak="0">
+  <w:abstractNum w:abstractNumId="3" w15:restartNumberingAfterBreak="0">
     <w:nsid w:val="79CB43E0"/>
     <w:multiLevelType w:val="multilevel"/>
     <w:tmpl w:val="77DA4CB0"/>
@@ -1647,12 +2694,15 @@
     </w:lvl>
   </w:abstractNum>
   <w:num w:numId="1" w16cid:durableId="997732981">
+    <w:abstractNumId w:val="2"/>
+  </w:num>
+  <w:num w:numId="2" w16cid:durableId="1209992996">
+    <w:abstractNumId w:val="3"/>
+  </w:num>
+  <w:num w:numId="3" w16cid:durableId="623536761">
     <w:abstractNumId w:val="1"/>
   </w:num>
-  <w:num w:numId="2" w16cid:durableId="1209992996">
-    <w:abstractNumId w:val="2"/>
-  </w:num>
-  <w:num w:numId="3" w16cid:durableId="623536761">
+  <w:num w:numId="4" w16cid:durableId="1480608722">
     <w:abstractNumId w:val="0"/>
   </w:num>
 </w:numbering>
